--- a/guides/dist/NAMI_Dashboard_Suite_User_Manuals.docx
+++ b/guides/dist/NAMI_Dashboard_Suite_User_Manuals.docx
@@ -28,6 +28,24 @@
         <w:pStyle w:val="Heading1"/>
       </w:pPr>
       <w:r>
+        <w:t>Where to start</w:t>
+      </w:r>
+    </w:p>
+    <w:p>
+      <w:r>
+        <w:t>Everything begins at one landing page: https://jessejberg-cloud.github.io/nami_grant_dashboard/</w:t>
+      </w:r>
+    </w:p>
+    <w:p>
+      <w:r>
+        <w:t>It has one button per program, these guides, and the project plan. Keep that address; it is the only one you need to remember.</w:t>
+      </w:r>
+    </w:p>
+    <w:p>
+      <w:pPr>
+        <w:pStyle w:val="Heading1"/>
+      </w:pPr>
+      <w:r>
         <w:t>How the three programs fit together</w:t>
       </w:r>
     </w:p>
@@ -324,7 +342,16 @@
     </w:p>
     <w:p>
       <w:r>
-        <w:t xml:space="preserve">Open the Grant Radar link. The first time, a short tour points at each part of the screen. Use </w:t>
+        <w:t xml:space="preserve">Open the NAMI landing page and press </w:t>
+      </w:r>
+      <w:r>
+        <w:rPr>
+          <w:b/>
+        </w:rPr>
+        <w:t>Open Grant Radar</w:t>
+      </w:r>
+      <w:r>
+        <w:t xml:space="preserve">. The first time, a short tour points at each part of the screen. Use </w:t>
       </w:r>
       <w:r>
         <w:rPr>
@@ -1611,7 +1638,16 @@
     </w:p>
     <w:p>
       <w:r>
-        <w:t>A short welcome appears the first time you open the workspace. It has three steps. Press Next to move on, or Skip at any time.</w:t>
+        <w:t xml:space="preserve">Open the NAMI landing page and press </w:t>
+      </w:r>
+      <w:r>
+        <w:rPr>
+          <w:b/>
+        </w:rPr>
+        <w:t>Open Grant Dashboard</w:t>
+      </w:r>
+      <w:r>
+        <w:t>. A short welcome appears the first time you open the workspace. It has three steps. Press Next to move on, or Skip at any time.</w:t>
       </w:r>
     </w:p>
     <w:p>
@@ -2980,10 +3016,19 @@
         <w:rPr>
           <w:b/>
         </w:rPr>
-        <w:t>The shared link.</w:t>
-      </w:r>
-      <w:r>
-        <w:t xml:space="preserve"> Open the link Jesse sends you and sign in to Claude if it asks. Everyone the link is shared with sees the same records. You can make changes only if the link was shared with you as an Editor; otherwise the top right says </w:t>
+        <w:t>The shared page.</w:t>
+      </w:r>
+      <w:r>
+        <w:t xml:space="preserve"> Open the NAMI landing page, press </w:t>
+      </w:r>
+      <w:r>
+        <w:rPr>
+          <w:b/>
+        </w:rPr>
+        <w:t>Open Volunteers &amp; Events</w:t>
+      </w:r>
+      <w:r>
+        <w:t xml:space="preserve">, and sign in to Claude if it asks. Everyone the link is shared with sees the same records. You can make changes only if the link was shared with you as an Editor; otherwise the top right says </w:t>
       </w:r>
       <w:r>
         <w:rPr>

--- a/guides/dist/NAMI_Dashboard_Suite_User_Manuals.docx
+++ b/guides/dist/NAMI_Dashboard_Suite_User_Manuals.docx
@@ -3298,6 +3298,18 @@
         <w:rPr>
           <w:b/>
         </w:rPr>
+        <w:t>Print a sign-in sheet</w:t>
+      </w:r>
+      <w:r>
+        <w:t xml:space="preserve"> makes a page for the door: each job with the names signed up and blank lines under it, a table for walk-ins, and a line for the total number of people who came. Print it from the browser, take it to the event, and afterwards type what the sheet says back into the event (Came, and the hours).</w:t>
+      </w:r>
+    </w:p>
+    <w:p>
+      <w:r/>
+      <w:r>
+        <w:rPr>
+          <w:b/>
+        </w:rPr>
         <w:t>Make a copy</w:t>
       </w:r>
       <w:r>
@@ -3699,6 +3711,41 @@
       </w:r>
     </w:p>
     <w:p>
+      <w:r/>
+      <w:r>
+        <w:rPr>
+          <w:b/>
+        </w:rPr>
+        <w:t>For the board</w:t>
+      </w:r>
+      <w:r>
+        <w:t xml:space="preserve"> puts the same dates into four lines: events held and people who came, volunteer hours and who gave them, money received and other gifts, and the dates covered. </w:t>
+      </w:r>
+      <w:r>
+        <w:rPr>
+          <w:b/>
+        </w:rPr>
+        <w:t>Copy these lines</w:t>
+      </w:r>
+      <w:r>
+        <w:t xml:space="preserve"> puts them on the clipboard for a board update or a grant report.</w:t>
+      </w:r>
+    </w:p>
+    <w:p>
+      <w:r>
+        <w:t xml:space="preserve">If a </w:t>
+      </w:r>
+      <w:r>
+        <w:rPr>
+          <w:b/>
+        </w:rPr>
+        <w:t>value of one volunteer hour</w:t>
+      </w:r>
+      <w:r>
+        <w:t xml:space="preserve"> has been set in Settings, Volunteer hours and For the board also show what the hours are worth in dollars, the figure funders ask for as in-kind match.</w:t>
+      </w:r>
+    </w:p>
+    <w:p>
       <w:pPr>
         <w:pStyle w:val="Heading2"/>
       </w:pPr>
@@ -3846,7 +3893,7 @@
         <w:t>More → Settings</w:t>
       </w:r>
       <w:r>
-        <w:t xml:space="preserve"> has your organization's name (shown at the top of every page), three text sizes, and light or dark colors, or match your device. Text size and colors are saved for you on your own device, so each person can choose their own.</w:t>
+        <w:t xml:space="preserve"> has your organization's name (shown at the top of every page), the value of one volunteer hour (blank until NAMI picks a rate; once set, the hours reports show dollars too), three text sizes, and light or dark colors, or match your device. Text size and colors are saved for you on your own device, so each person can choose their own.</w:t>
       </w:r>
     </w:p>
     <w:p>
@@ -4197,6 +4244,46 @@
       </w:r>
       <w:r>
         <w:t>: one file with everything in it.</w:t>
+      </w:r>
+      <w:r>
+        <w:br/>
+      </w:r>
+    </w:p>
+    <w:p>
+      <w:pPr>
+        <w:ind w:left="403" w:hanging="288"/>
+      </w:pPr>
+      <w:r>
+        <w:t xml:space="preserve">•  </w:t>
+      </w:r>
+      <w:r>
+        <w:rPr>
+          <w:b/>
+        </w:rPr>
+        <w:t>Sign-in sheet</w:t>
+      </w:r>
+      <w:r>
+        <w:t>: a printed page for the door, made from an event.</w:t>
+      </w:r>
+      <w:r>
+        <w:br/>
+      </w:r>
+    </w:p>
+    <w:p>
+      <w:pPr>
+        <w:ind w:left="403" w:hanging="288"/>
+      </w:pPr>
+      <w:r>
+        <w:t xml:space="preserve">•  </w:t>
+      </w:r>
+      <w:r>
+        <w:rPr>
+          <w:b/>
+        </w:rPr>
+        <w:t>For the board</w:t>
+      </w:r>
+      <w:r>
+        <w:t>: the year in four lines, under More.</w:t>
       </w:r>
       <w:r>
         <w:br/>

--- a/guides/dist/NAMI_Dashboard_Suite_User_Manuals.docx
+++ b/guides/dist/NAMI_Dashboard_Suite_User_Manuals.docx
@@ -297,7 +297,7 @@
         <w:rPr>
           <w:i/>
         </w:rPr>
-        <w:t>Grant Radar 2.1.0, 2026-10-05. The same words are in the app under Help.</w:t>
+        <w:t>Grant Radar 2.1.1, 2026-10-05. The same words are in the app under Help.</w:t>
       </w:r>
     </w:p>
     <w:p>
@@ -463,7 +463,7 @@
         <w:t>Coming up</w:t>
       </w:r>
       <w:r>
-        <w:t>: the next deadlines, in date order.</w:t>
+        <w:t>: the next apply-by dates, in date order.</w:t>
       </w:r>
       <w:r>
         <w:br/>
@@ -542,7 +542,7 @@
         <w:t>Leads</w:t>
       </w:r>
       <w:r>
-        <w:t xml:space="preserve"> page lists every lead, soonest deadline first. Leads with no deadline come last.</w:t>
+        <w:t xml:space="preserve"> page lists every lead, soonest apply-by date first. Leads with no date come last.</w:t>
       </w:r>
     </w:p>
     <w:p>
@@ -606,7 +606,7 @@
     </w:p>
     <w:p>
       <w:r>
-        <w:t>Each row shows the deadline. A deadline within 30 days has a soft amber mark. A small dot means something on the funder's page changed since you last looked.</w:t>
+        <w:t>Each row shows the apply-by date. A date within 30 days has a soft amber mark. A small dot means something on the funder's page changed since you last looked.</w:t>
       </w:r>
     </w:p>
     <w:p>
@@ -619,7 +619,7 @@
     </w:p>
     <w:p>
       <w:r>
-        <w:t>Tap a lead to open it. At the top are the deadline, the amount, and when someone last checked the funder's page.</w:t>
+        <w:t>Tap a lead to open it. At the top are the apply-by date, the amount, and when someone last checked the funder's page.</w:t>
       </w:r>
     </w:p>
     <w:p>
@@ -716,12 +716,21 @@
         <w:t>+ Add a lead</w:t>
       </w:r>
       <w:r>
-        <w:t>. Only the name is needed. If you can, add the funder, the link to the funder's page, the deadline and the amount.</w:t>
+        <w:t>. Only the name is needed. If you can, add the funder, the link to the funder's page, the apply-by date and the amount.</w:t>
       </w:r>
     </w:p>
     <w:p>
       <w:r>
-        <w:t xml:space="preserve">For the deadline, choose </w:t>
+        <w:t xml:space="preserve">For </w:t>
+      </w:r>
+      <w:r>
+        <w:rPr>
+          <w:b/>
+        </w:rPr>
+        <w:t>Apply by</w:t>
+      </w:r>
+      <w:r>
+        <w:t xml:space="preserve">, choose </w:t>
       </w:r>
       <w:r>
         <w:rPr>
@@ -801,12 +810,12 @@
         <w:t>I checked the page</w:t>
       </w:r>
       <w:r>
-        <w:t>. Note the date you looked and anything you saw: the deadline, the amount, whether it is open, how to apply.</w:t>
+        <w:t>. Note the date you looked and anything you saw: the apply-by date, the amount, whether it is open, how to apply.</w:t>
       </w:r>
     </w:p>
     <w:p>
       <w:r>
-        <w:t xml:space="preserve">If the deadline, amount, time zone, restrictions or way to apply changed, Radar marks the lead </w:t>
+        <w:t xml:space="preserve">If the apply-by date, amount, time zone, restrictions or way to apply changed, Radar marks the lead </w:t>
       </w:r>
       <w:r>
         <w:rPr>
@@ -1026,43 +1035,61 @@
         <w:t>Open the Grant Dashboard</w:t>
       </w:r>
       <w:r>
-        <w:t xml:space="preserve">. There, go to </w:t>
+        <w:t xml:space="preserve">. There, set </w:t>
       </w:r>
       <w:r>
         <w:rPr>
           <w:b/>
         </w:rPr>
-        <w:t>Settings</w:t>
-      </w:r>
-      <w:r>
-        <w:t xml:space="preserve">, choose the </w:t>
+        <w:t>Showing</w:t>
+      </w:r>
+      <w:r>
+        <w:t xml:space="preserve"> (top right) to </w:t>
       </w:r>
       <w:r>
         <w:rPr>
           <w:b/>
         </w:rPr>
-        <w:t>Agency</w:t>
-      </w:r>
-      <w:r>
-        <w:t xml:space="preserve"> workspace (or </w:t>
+        <w:t>Our grants</w:t>
+      </w:r>
+      <w:r>
+        <w:t xml:space="preserve"> (or </w:t>
       </w:r>
       <w:r>
         <w:rPr>
           <w:b/>
         </w:rPr>
-        <w:t>Sample</w:t>
-      </w:r>
-      <w:r>
-        <w:t xml:space="preserve"> for practice leads), tap </w:t>
+        <w:t>Practice grants</w:t>
+      </w:r>
+      <w:r>
+        <w:t xml:space="preserve"> for practice leads). Open </w:t>
       </w:r>
       <w:r>
         <w:rPr>
           <w:b/>
         </w:rPr>
-        <w:t>Import records</w:t>
-      </w:r>
-      <w:r>
-        <w:t xml:space="preserve"> and choose the file.</w:t>
+        <w:t>More tools</w:t>
+      </w:r>
+      <w:r>
+        <w:t xml:space="preserve">, then </w:t>
+      </w:r>
+      <w:r>
+        <w:rPr>
+          <w:b/>
+        </w:rPr>
+        <w:t>Settings &amp;amp; backup</w:t>
+      </w:r>
+      <w:r>
+        <w:t xml:space="preserve">, press </w:t>
+      </w:r>
+      <w:r>
+        <w:rPr>
+          <w:b/>
+        </w:rPr>
+        <w:t>Add records from a file</w:t>
+      </w:r>
+      <w:r>
+        <w:t>, and choose the file.</w:t>
       </w:r>
       <w:r>
         <w:br/>
@@ -1075,7 +1102,7 @@
     </w:p>
     <w:p>
       <w:r>
-        <w:t>Practice leads are sent on their own, so they land in the Dashboard's Sample workspace and never mix with real ones.</w:t>
+        <w:t>Practice leads are sent on their own, so they can go into the Dashboard's Practice grants and never mix with real ones.</w:t>
       </w:r>
     </w:p>
     <w:p>
@@ -2971,7 +2998,7 @@
         <w:rPr>
           <w:i/>
         </w:rPr>
-        <w:t>Volunteers &amp; Events 2.1, 2026-10-05. The same words are in the app under More → How to use this.</w:t>
+        <w:t>Volunteers &amp; Events 2.2, 2026-10-05. The same words are in the app under More → How to use this.</w:t>
       </w:r>
     </w:p>
     <w:p>
@@ -3623,7 +3650,7 @@
         <w:t>Add a gift</w:t>
       </w:r>
       <w:r>
-        <w:t xml:space="preserve"> records one gift: money (with an amount), food or goods (what), or time or a service. You can tie a gift to an event and give it a date. Every gift is </w:t>
+        <w:t xml:space="preserve"> records one gift: food or goods (what), time or a service, or money (with an amount). A new gift starts as food or goods. You can tie a gift to an event and give it a date. Every gift is </w:t>
       </w:r>
       <w:r>
         <w:rPr>
@@ -3645,6 +3672,18 @@
       </w:r>
     </w:p>
     <w:p>
+      <w:r/>
+      <w:r>
+        <w:rPr>
+          <w:b/>
+        </w:rPr>
+        <w:t>Money is recorded here only when it is for an event,</w:t>
+      </w:r>
+      <w:r>
+        <w:t xml:space="preserve"> such as a sponsor paying for the picnic. NAMI's donor system is the record of all giving, so a money gift here must be tied to an event, and the page reminds you to record it in the donor system as well. A money gift that is not for an event belongs only in the donor system.</w:t>
+      </w:r>
+    </w:p>
+    <w:p>
       <w:pPr>
         <w:pStyle w:val="Heading2"/>
       </w:pPr>
@@ -3684,7 +3723,7 @@
         <w:t>Gifts</w:t>
       </w:r>
       <w:r>
-        <w:t xml:space="preserve"> shows money received, money promised and on its way, and every gift of food, goods or time in those dates, with a table.</w:t>
+        <w:t xml:space="preserve"> shows money received and promised for events, and every gift of food, goods or time in those dates, with a table.</w:t>
       </w:r>
     </w:p>
     <w:p>
@@ -4038,7 +4077,7 @@
     </w:p>
     <w:p>
       <w:r>
-        <w:t>It does not send emails or texts, sign people up from a public form, take payments, or print name tags. Hours are what you mark, not a time clock. A gift marked Received is your note, not an accounting record.</w:t>
+        <w:t>It does not send emails or texts, sign people up from a public form, take payments, or print name tags. Hours are what you mark, not a time clock. It is not the donor system: a gift marked Received is your note for the event, not an accounting record.</w:t>
       </w:r>
     </w:p>
     <w:p>
@@ -4203,7 +4242,7 @@
         <w:t>Gift</w:t>
       </w:r>
       <w:r>
-        <w:t>: money, food or goods, or time, promised or received.</w:t>
+        <w:t>: food or goods, time, or money for an event, promised or received. All other giving lives in NAMI's donor system.</w:t>
       </w:r>
       <w:r>
         <w:br/>

--- a/guides/dist/NAMI_Dashboard_Suite_User_Manuals.docx
+++ b/guides/dist/NAMI_Dashboard_Suite_User_Manuals.docx
@@ -77,7 +77,7 @@
         <w:t>might</w:t>
       </w:r>
       <w:r>
-        <w:t xml:space="preserve"> suit us, with the deadline, the amount, why it might fit and what is still unknown. When a lead is worth pursuing, Radar passes it to the Grant Dashboard in three steps (pick, save the file, import).</w:t>
+        <w:t xml:space="preserve"> suit us, with the apply-by date, the amount, why it might fit and what is still unknown. When a lead is worth pursuing, Radar passes it to the Grant Dashboard in three steps (pick, save the file, import).</w:t>
       </w:r>
       <w:r>
         <w:br/>
@@ -129,6 +129,18 @@
       </w:r>
     </w:p>
     <w:p>
+      <w:r/>
+      <w:r>
+        <w:rPr>
+          <w:b/>
+        </w:rPr>
+        <w:t>The order they start in.</w:t>
+      </w:r>
+      <w:r>
+        <w:t xml:space="preserve"> The grant programs come first, because grants matter most to NAMI right now: the Grant Dashboard in week 1, Grant Radar soon after. Volunteers &amp; Events is ready and starts in phase two, when the programs move to NAMI's own home with one sign-in.</w:t>
+      </w:r>
+    </w:p>
+    <w:p>
       <w:pPr>
         <w:pStyle w:val="Heading1"/>
       </w:pPr>
@@ -289,6 +301,1374 @@
         <w:pStyle w:val="Heading1"/>
       </w:pPr>
       <w:r>
+        <w:t>Grant Dashboard</w:t>
+      </w:r>
+    </w:p>
+    <w:p>
+      <w:r>
+        <w:t>Revision date: 2026-10-05. Release: simple-v2, the simple, step-by-step version. Part 1 is for everyone who uses the workspace. Part 2 is for the person who looks after it.</w:t>
+      </w:r>
+    </w:p>
+    <w:p>
+      <w:r>
+        <w:t>The workspace keeps track of each grant, the reports and other things each funder asks for, and when they are due. It shows one next step at a time. You don't need to learn it all at once: short tips appear on each page as you go.</w:t>
+      </w:r>
+    </w:p>
+    <w:p>
+      <w:r/>
+      <w:r>
+        <w:rPr>
+          <w:b/>
+        </w:rPr>
+        <w:t>Please note:</w:t>
+      </w:r>
+      <w:r>
+        <w:t xml:space="preserve"> this is a public test site with no sign-in. Don't type private details about the people you serve.</w:t>
+      </w:r>
+    </w:p>
+    <w:p>
+      <w:pPr>
+        <w:pStyle w:val="Heading2"/>
+      </w:pPr>
+      <w:r>
+        <w:t>Part 1: Using the workspace</w:t>
+      </w:r>
+    </w:p>
+    <w:p>
+      <w:pPr>
+        <w:pStyle w:val="Heading2"/>
+      </w:pPr>
+      <w:r>
+        <w:t>Your first visit</w:t>
+      </w:r>
+    </w:p>
+    <w:p>
+      <w:r>
+        <w:t xml:space="preserve">Open the NAMI landing page and press </w:t>
+      </w:r>
+      <w:r>
+        <w:rPr>
+          <w:b/>
+        </w:rPr>
+        <w:t>Open Grant Dashboard</w:t>
+      </w:r>
+      <w:r>
+        <w:t>. A short welcome appears the first time you open the workspace. It has three steps. Press Next to move on, or Skip at any time.</w:t>
+      </w:r>
+    </w:p>
+    <w:p>
+      <w:r>
+        <w:t>On the last step, choose where to start:</w:t>
+      </w:r>
+    </w:p>
+    <w:p>
+      <w:pPr>
+        <w:ind w:left="403" w:hanging="288"/>
+      </w:pPr>
+      <w:r>
+        <w:t xml:space="preserve">•  </w:t>
+      </w:r>
+      <w:r>
+        <w:rPr>
+          <w:b/>
+        </w:rPr>
+        <w:t>Practice with made-up grants</w:t>
+      </w:r>
+      <w:r>
+        <w:t xml:space="preserve"> loads a few practice grants. Nothing in them is real, so you can try anything.</w:t>
+      </w:r>
+      <w:r>
+        <w:br/>
+      </w:r>
+    </w:p>
+    <w:p>
+      <w:pPr>
+        <w:ind w:left="403" w:hanging="288"/>
+      </w:pPr>
+      <w:r>
+        <w:t xml:space="preserve">•  </w:t>
+      </w:r>
+      <w:r>
+        <w:rPr>
+          <w:b/>
+        </w:rPr>
+        <w:t>Add our first grant</w:t>
+      </w:r>
+      <w:r>
+        <w:t xml:space="preserve"> opens the form for one of your real grants.</w:t>
+      </w:r>
+      <w:r>
+        <w:br/>
+      </w:r>
+    </w:p>
+    <w:p>
+      <w:r>
+        <w:t>To see the welcome again, open Help and press Show the welcome again.</w:t>
+      </w:r>
+    </w:p>
+    <w:p>
+      <w:pPr>
+        <w:pStyle w:val="Heading2"/>
+      </w:pPr>
+      <w:r>
+        <w:t>Finding your way around</w:t>
+      </w:r>
+    </w:p>
+    <w:p>
+      <w:r>
+        <w:t>The menu on the left has four pages:</w:t>
+      </w:r>
+    </w:p>
+    <w:p>
+      <w:pPr>
+        <w:ind w:left="403" w:hanging="288"/>
+      </w:pPr>
+      <w:r>
+        <w:t xml:space="preserve">•  </w:t>
+      </w:r>
+      <w:r>
+        <w:rPr>
+          <w:b/>
+        </w:rPr>
+        <w:t>Home</w:t>
+      </w:r>
+      <w:r>
+        <w:t xml:space="preserve"> shows your next step, your grants, and what is coming up.</w:t>
+      </w:r>
+      <w:r>
+        <w:br/>
+      </w:r>
+    </w:p>
+    <w:p>
+      <w:pPr>
+        <w:ind w:left="403" w:hanging="288"/>
+      </w:pPr>
+      <w:r>
+        <w:t xml:space="preserve">•  </w:t>
+      </w:r>
+      <w:r>
+        <w:rPr>
+          <w:b/>
+        </w:rPr>
+        <w:t>Grants</w:t>
+      </w:r>
+      <w:r>
+        <w:t xml:space="preserve"> has one card for each grant.</w:t>
+      </w:r>
+      <w:r>
+        <w:br/>
+      </w:r>
+    </w:p>
+    <w:p>
+      <w:pPr>
+        <w:ind w:left="403" w:hanging="288"/>
+      </w:pPr>
+      <w:r>
+        <w:t xml:space="preserve">•  </w:t>
+      </w:r>
+      <w:r>
+        <w:rPr>
+          <w:b/>
+        </w:rPr>
+        <w:t>To-do list</w:t>
+      </w:r>
+      <w:r>
+        <w:t xml:space="preserve"> has every report and staff task with a date, soonest first.</w:t>
+      </w:r>
+      <w:r>
+        <w:br/>
+      </w:r>
+    </w:p>
+    <w:p>
+      <w:pPr>
+        <w:ind w:left="403" w:hanging="288"/>
+      </w:pPr>
+      <w:r>
+        <w:t xml:space="preserve">•  </w:t>
+      </w:r>
+      <w:r>
+        <w:rPr>
+          <w:b/>
+        </w:rPr>
+        <w:t>Help</w:t>
+      </w:r>
+      <w:r>
+        <w:t xml:space="preserve"> answers common questions.</w:t>
+      </w:r>
+      <w:r>
+        <w:br/>
+      </w:r>
+    </w:p>
+    <w:p>
+      <w:r>
+        <w:t xml:space="preserve">At the bottom of the menu, </w:t>
+      </w:r>
+      <w:r>
+        <w:rPr>
+          <w:b/>
+        </w:rPr>
+        <w:t>More tools</w:t>
+      </w:r>
+      <w:r>
+        <w:t xml:space="preserve"> opens the pages most people don't need day to day: Money, Reports &amp; proof, Staff tasks, Problems, Grant Radar, Recent changes, and Settings &amp; backup. Press Fewer tools to put them away again. The workspace remembers your choice in this browser.</w:t>
+      </w:r>
+    </w:p>
+    <w:p>
+      <w:r>
+        <w:t xml:space="preserve">At the top right, </w:t>
+      </w:r>
+      <w:r>
+        <w:rPr>
+          <w:b/>
+        </w:rPr>
+        <w:t>Showing</w:t>
+      </w:r>
+      <w:r>
+        <w:t xml:space="preserve"> switches between </w:t>
+      </w:r>
+      <w:r>
+        <w:rPr>
+          <w:b/>
+        </w:rPr>
+        <w:t>Practice grants (made up)</w:t>
+      </w:r>
+      <w:r>
+        <w:t xml:space="preserve"> and </w:t>
+      </w:r>
+      <w:r>
+        <w:rPr>
+          <w:b/>
+        </w:rPr>
+        <w:t>Our grants</w:t>
+      </w:r>
+      <w:r>
+        <w:t>. The two are kept separate. Once your organization has real grants, the workspace opens on Our grants.</w:t>
+      </w:r>
+    </w:p>
+    <w:p>
+      <w:pPr>
+        <w:pStyle w:val="Heading2"/>
+      </w:pPr>
+      <w:r>
+        <w:t>Tips as you go</w:t>
+      </w:r>
+    </w:p>
+    <w:p>
+      <w:r>
+        <w:t xml:space="preserve">Each page has one short tip in a pale yellow box. Press </w:t>
+      </w:r>
+      <w:r>
+        <w:rPr>
+          <w:b/>
+        </w:rPr>
+        <w:t>Got it</w:t>
+      </w:r>
+      <w:r>
+        <w:t xml:space="preserve"> to put it away for good, or </w:t>
+      </w:r>
+      <w:r>
+        <w:rPr>
+          <w:b/>
+        </w:rPr>
+        <w:t>Later</w:t>
+      </w:r>
+      <w:r>
+        <w:t xml:space="preserve"> to see it again tomorrow. To bring every tip back, open Help and press Show tips again.</w:t>
+      </w:r>
+    </w:p>
+    <w:p>
+      <w:r>
+        <w:t>After you save something, a short line at the top tells you where it went, for example "Saved to the To-do list and to Riverside Foundation grant." It goes away by itself.</w:t>
+      </w:r>
+    </w:p>
+    <w:p>
+      <w:pPr>
+        <w:pStyle w:val="Heading2"/>
+      </w:pPr>
+      <w:r>
+        <w:t>Your next step</w:t>
+      </w:r>
+    </w:p>
+    <w:p>
+      <w:r>
+        <w:t xml:space="preserve">Home always opens on </w:t>
+      </w:r>
+      <w:r>
+        <w:rPr>
+          <w:b/>
+        </w:rPr>
+        <w:t>Your next step</w:t>
+      </w:r>
+      <w:r>
+        <w:t>: one thing to do now, with one button.</w:t>
+      </w:r>
+    </w:p>
+    <w:p>
+      <w:pPr>
+        <w:ind w:left="403" w:hanging="288"/>
+      </w:pPr>
+      <w:r>
+        <w:t xml:space="preserve">•  If you have no grants yet, it offers </w:t>
+      </w:r>
+      <w:r>
+        <w:rPr>
+          <w:b/>
+        </w:rPr>
+        <w:t>Add a grant</w:t>
+      </w:r>
+      <w:r>
+        <w:t>.</w:t>
+      </w:r>
+      <w:r>
+        <w:br/>
+      </w:r>
+    </w:p>
+    <w:p>
+      <w:pPr>
+        <w:ind w:left="403" w:hanging="288"/>
+      </w:pPr>
+      <w:r>
+        <w:t xml:space="preserve">•  If something's date has passed, or is coming up in the next two weeks, it names that item. Press </w:t>
+      </w:r>
+      <w:r>
+        <w:rPr>
+          <w:b/>
+        </w:rPr>
+        <w:t>Open it</w:t>
+      </w:r>
+      <w:r>
+        <w:t>.</w:t>
+      </w:r>
+      <w:r>
+        <w:br/>
+      </w:r>
+    </w:p>
+    <w:p>
+      <w:pPr>
+        <w:ind w:left="403" w:hanging="288"/>
+      </w:pPr>
+      <w:r>
+        <w:t>•  If a grant has no reports yet, it offers to add one.</w:t>
+      </w:r>
+      <w:r>
+        <w:br/>
+      </w:r>
+    </w:p>
+    <w:p>
+      <w:pPr>
+        <w:ind w:left="403" w:hanging="288"/>
+      </w:pPr>
+      <w:r>
+        <w:t>•  Otherwise it says you're all caught up.</w:t>
+      </w:r>
+      <w:r>
+        <w:br/>
+      </w:r>
+    </w:p>
+    <w:p>
+      <w:r>
+        <w:t xml:space="preserve">Below it are your grant cards, then </w:t>
+      </w:r>
+      <w:r>
+        <w:rPr>
+          <w:b/>
+        </w:rPr>
+        <w:t>Coming up</w:t>
+      </w:r>
+      <w:r>
+        <w:t>: items with a date in the next two weeks or a date that has passed, anything stuck, and any problem noted.</w:t>
+      </w:r>
+    </w:p>
+    <w:p>
+      <w:pPr>
+        <w:pStyle w:val="Heading2"/>
+      </w:pPr>
+      <w:r>
+        <w:t>Add a grant</w:t>
+      </w:r>
+    </w:p>
+    <w:p>
+      <w:r>
+        <w:t xml:space="preserve">Press </w:t>
+      </w:r>
+      <w:r>
+        <w:rPr>
+          <w:b/>
+        </w:rPr>
+        <w:t>Add a grant</w:t>
+      </w:r>
+      <w:r>
+        <w:t xml:space="preserve"> at the top of Home or Grants. There are three short steps. The dots at the top show where you are.</w:t>
+      </w:r>
+    </w:p>
+    <w:p>
+      <w:pPr>
+        <w:ind w:left="461" w:hanging="403"/>
+      </w:pPr>
+      <w:r>
+        <w:t xml:space="preserve">1.  </w:t>
+      </w:r>
+      <w:r>
+        <w:rPr>
+          <w:b/>
+        </w:rPr>
+        <w:t>The basics.</w:t>
+      </w:r>
+      <w:r>
+        <w:t xml:space="preserve"> Only the grant's name is needed. You can also add who gave it, the amount, the end date, and who is in charge. More details (optional) holds the award date, start date, status, a link to the award letter, and notes.</w:t>
+      </w:r>
+      <w:r>
+        <w:br/>
+      </w:r>
+    </w:p>
+    <w:p>
+      <w:pPr>
+        <w:ind w:left="461" w:hanging="403"/>
+      </w:pPr>
+      <w:r>
+        <w:t xml:space="preserve">2.  </w:t>
+      </w:r>
+      <w:r>
+        <w:rPr>
+          <w:b/>
+        </w:rPr>
+        <w:t>What the funder wants to know.</w:t>
+      </w:r>
+      <w:r>
+        <w:t xml:space="preserve"> Tick what this funder asks you to report: numbers and outcomes, ZIP codes served, where the money went, or stories and photos. Only the ticked sections appear. Unticking hides a section but keeps anything already typed.</w:t>
+      </w:r>
+      <w:r>
+        <w:br/>
+      </w:r>
+    </w:p>
+    <w:p>
+      <w:pPr>
+        <w:ind w:left="461" w:hanging="403"/>
+      </w:pPr>
+      <w:r>
+        <w:t xml:space="preserve">3.  </w:t>
+      </w:r>
+      <w:r>
+        <w:rPr>
+          <w:b/>
+        </w:rPr>
+        <w:t>Reports &amp; due dates.</w:t>
+      </w:r>
+      <w:r>
+        <w:t xml:space="preserve"> A </w:t>
+      </w:r>
+      <w:r>
+        <w:rPr>
+          <w:b/>
+        </w:rPr>
+        <w:t>Final report</w:t>
+      </w:r>
+      <w:r>
+        <w:t xml:space="preserve"> is already filled in, due when the grant ends. Change it, remove it, or press Add another report.</w:t>
+      </w:r>
+      <w:r>
+        <w:br/>
+      </w:r>
+    </w:p>
+    <w:p>
+      <w:r>
+        <w:t xml:space="preserve">Press </w:t>
+      </w:r>
+      <w:r>
+        <w:rPr>
+          <w:b/>
+        </w:rPr>
+        <w:t>Save now</w:t>
+      </w:r>
+      <w:r>
+        <w:t xml:space="preserve"> on any step to save what you have and finish later. Press </w:t>
+      </w:r>
+      <w:r>
+        <w:rPr>
+          <w:b/>
+        </w:rPr>
+        <w:t>Save grant</w:t>
+      </w:r>
+      <w:r>
+        <w:t xml:space="preserve"> on the last step. </w:t>
+      </w:r>
+      <w:r>
+        <w:rPr>
+          <w:b/>
+        </w:rPr>
+        <w:t>Back</w:t>
+      </w:r>
+      <w:r>
+        <w:t xml:space="preserve"> returns to an earlier step, and </w:t>
+      </w:r>
+      <w:r>
+        <w:rPr>
+          <w:b/>
+        </w:rPr>
+        <w:t>Cancel</w:t>
+      </w:r>
+      <w:r>
+        <w:t xml:space="preserve"> closes without saving.</w:t>
+      </w:r>
+    </w:p>
+    <w:p>
+      <w:r>
+        <w:t xml:space="preserve">To try it with made-up numbers, choose Practice grants and press </w:t>
+      </w:r>
+      <w:r>
+        <w:rPr>
+          <w:b/>
+        </w:rPr>
+        <w:t>Try a $5,000 practice grant</w:t>
+      </w:r>
+      <w:r>
+        <w:t xml:space="preserve"> on Home.</w:t>
+      </w:r>
+    </w:p>
+    <w:p>
+      <w:pPr>
+        <w:pStyle w:val="Heading2"/>
+      </w:pPr>
+      <w:r>
+        <w:t>Look at a grant</w:t>
+      </w:r>
+    </w:p>
+    <w:p>
+      <w:r>
+        <w:t>Click a grant card to open it. The page shows:</w:t>
+      </w:r>
+    </w:p>
+    <w:p>
+      <w:pPr>
+        <w:ind w:left="403" w:hanging="288"/>
+      </w:pPr>
+      <w:r>
+        <w:t xml:space="preserve">•  </w:t>
+      </w:r>
+      <w:r>
+        <w:rPr>
+          <w:b/>
+        </w:rPr>
+        <w:t>At a glance:</w:t>
+      </w:r>
+      <w:r>
+        <w:t xml:space="preserve"> the award, end date, who is in charge, and the last check-in if one was recorded.</w:t>
+      </w:r>
+      <w:r>
+        <w:br/>
+      </w:r>
+    </w:p>
+    <w:p>
+      <w:pPr>
+        <w:ind w:left="403" w:hanging="288"/>
+      </w:pPr>
+      <w:r>
+        <w:t xml:space="preserve">•  </w:t>
+      </w:r>
+      <w:r>
+        <w:rPr>
+          <w:b/>
+        </w:rPr>
+        <w:t>Reports &amp; due dates:</w:t>
+      </w:r>
+      <w:r>
+        <w:t xml:space="preserve"> everything linked to the grant that isn't finished yet, soonest first. Finished items are under </w:t>
+      </w:r>
+      <w:r>
+        <w:rPr>
+          <w:b/>
+        </w:rPr>
+        <w:t>Finished</w:t>
+      </w:r>
+      <w:r>
+        <w:t>.</w:t>
+      </w:r>
+      <w:r>
+        <w:br/>
+      </w:r>
+    </w:p>
+    <w:p>
+      <w:pPr>
+        <w:ind w:left="403" w:hanging="288"/>
+      </w:pPr>
+      <w:r>
+        <w:t xml:space="preserve">•  </w:t>
+      </w:r>
+      <w:r>
+        <w:rPr>
+          <w:b/>
+        </w:rPr>
+        <w:t>What you collect:</w:t>
+      </w:r>
+      <w:r>
+        <w:t xml:space="preserve"> each measure, what has been recorded so far, and the goal if there is one.</w:t>
+      </w:r>
+      <w:r>
+        <w:br/>
+      </w:r>
+    </w:p>
+    <w:p>
+      <w:pPr>
+        <w:ind w:left="403" w:hanging="288"/>
+      </w:pPr>
+      <w:r>
+        <w:t>•  ZIP codes, payments, and stories, if any were added.</w:t>
+      </w:r>
+      <w:r>
+        <w:br/>
+      </w:r>
+    </w:p>
+    <w:p>
+      <w:r>
+        <w:t xml:space="preserve">Press </w:t>
+      </w:r>
+      <w:r>
+        <w:rPr>
+          <w:b/>
+        </w:rPr>
+        <w:t>Edit grant</w:t>
+      </w:r>
+      <w:r>
+        <w:t xml:space="preserve"> to change any of it. It opens the same three steps.</w:t>
+      </w:r>
+    </w:p>
+    <w:p>
+      <w:pPr>
+        <w:pStyle w:val="Heading2"/>
+      </w:pPr>
+      <w:r>
+        <w:t>Add a report or due date</w:t>
+      </w:r>
+    </w:p>
+    <w:p>
+      <w:r>
+        <w:t xml:space="preserve">Open the grant and press </w:t>
+      </w:r>
+      <w:r>
+        <w:rPr>
+          <w:b/>
+        </w:rPr>
+        <w:t>Add a report or due date</w:t>
+      </w:r>
+      <w:r>
+        <w:t>. You can also press the same button at the top of the To-do list.</w:t>
+      </w:r>
+    </w:p>
+    <w:p>
+      <w:r>
+        <w:t xml:space="preserve">The form asks four things: what the funder needs, which grant it is for, the due date, and who is doing it. Only the first is required. </w:t>
+      </w:r>
+      <w:r>
+        <w:rPr>
+          <w:b/>
+        </w:rPr>
+        <w:t>More options</w:t>
+      </w:r>
+      <w:r>
+        <w:t xml:space="preserve"> holds the status, a link to a document, notes, and </w:t>
+      </w:r>
+      <w:r>
+        <w:rPr>
+          <w:b/>
+        </w:rPr>
+        <w:t>Waits for</w:t>
+      </w:r>
+      <w:r>
+        <w:t>: another item that has to be done first.</w:t>
+      </w:r>
+    </w:p>
+    <w:p>
+      <w:r/>
+      <w:r>
+        <w:rPr>
+          <w:b/>
+        </w:rPr>
+        <w:t>Add a staff task</w:t>
+      </w:r>
+      <w:r>
+        <w:t xml:space="preserve"> works the same way. A staff task is your team's own work. Finishing a task doesn't finish the funder's report it helps with.</w:t>
+      </w:r>
+    </w:p>
+    <w:p>
+      <w:pPr>
+        <w:pStyle w:val="Heading2"/>
+      </w:pPr>
+      <w:r>
+        <w:t>Mark something done</w:t>
+      </w:r>
+    </w:p>
+    <w:p>
+      <w:r>
+        <w:t xml:space="preserve">Open the item from Home or the To-do list and press </w:t>
+      </w:r>
+      <w:r>
+        <w:rPr>
+          <w:b/>
+        </w:rPr>
+        <w:t>Mark done</w:t>
+      </w:r>
+      <w:r>
+        <w:t>.</w:t>
+      </w:r>
+    </w:p>
+    <w:p>
+      <w:r>
+        <w:t xml:space="preserve">A funder requirement needs a link to what you sent, such as an email, a file on the shared drive, or a web page. If there's no link yet, a box appears. Paste the link and press </w:t>
+      </w:r>
+      <w:r>
+        <w:rPr>
+          <w:b/>
+        </w:rPr>
+        <w:t>Save link and mark done</w:t>
+      </w:r>
+      <w:r>
+        <w:t>.</w:t>
+      </w:r>
+    </w:p>
+    <w:p>
+      <w:r>
+        <w:t>If the item waits for something else, finish that first. The item it waits for is shown on the right.</w:t>
+      </w:r>
+    </w:p>
+    <w:p>
+      <w:r>
+        <w:t xml:space="preserve">Finished items stay in the workspace. On the To-do list, tick </w:t>
+      </w:r>
+      <w:r>
+        <w:rPr>
+          <w:b/>
+        </w:rPr>
+        <w:t>Show finished</w:t>
+      </w:r>
+      <w:r>
+        <w:t xml:space="preserve"> to see them.</w:t>
+      </w:r>
+    </w:p>
+    <w:p>
+      <w:pPr>
+        <w:pStyle w:val="Heading2"/>
+      </w:pPr>
+      <w:r>
+        <w:t>What the words mean</w:t>
+      </w:r>
+    </w:p>
+    <w:p>
+      <w:pPr>
+        <w:ind w:left="403" w:hanging="288"/>
+      </w:pPr>
+      <w:r>
+        <w:t xml:space="preserve">•  </w:t>
+      </w:r>
+      <w:r>
+        <w:rPr>
+          <w:b/>
+        </w:rPr>
+        <w:t>Due soon:</w:t>
+      </w:r>
+      <w:r>
+        <w:t xml:space="preserve"> due in the next two weeks.</w:t>
+      </w:r>
+      <w:r>
+        <w:br/>
+      </w:r>
+    </w:p>
+    <w:p>
+      <w:pPr>
+        <w:ind w:left="403" w:hanging="288"/>
+      </w:pPr>
+      <w:r>
+        <w:t xml:space="preserve">•  </w:t>
+      </w:r>
+      <w:r>
+        <w:rPr>
+          <w:b/>
+        </w:rPr>
+        <w:t>Date has passed:</w:t>
+      </w:r>
+      <w:r>
+        <w:t xml:space="preserve"> the due date is behind us. Open it to finish it or to change the date.</w:t>
+      </w:r>
+      <w:r>
+        <w:br/>
+      </w:r>
+    </w:p>
+    <w:p>
+      <w:pPr>
+        <w:ind w:left="403" w:hanging="288"/>
+      </w:pPr>
+      <w:r>
+        <w:t xml:space="preserve">•  </w:t>
+      </w:r>
+      <w:r>
+        <w:rPr>
+          <w:b/>
+        </w:rPr>
+        <w:t>Coming up:</w:t>
+      </w:r>
+      <w:r>
+        <w:t xml:space="preserve"> due later than two weeks from now.</w:t>
+      </w:r>
+      <w:r>
+        <w:br/>
+      </w:r>
+    </w:p>
+    <w:p>
+      <w:pPr>
+        <w:ind w:left="403" w:hanging="288"/>
+      </w:pPr>
+      <w:r>
+        <w:t xml:space="preserve">•  </w:t>
+      </w:r>
+      <w:r>
+        <w:rPr>
+          <w:b/>
+        </w:rPr>
+        <w:t>No date yet:</w:t>
+      </w:r>
+      <w:r>
+        <w:t xml:space="preserve"> nothing has been set.</w:t>
+      </w:r>
+      <w:r>
+        <w:br/>
+      </w:r>
+    </w:p>
+    <w:p>
+      <w:pPr>
+        <w:ind w:left="403" w:hanging="288"/>
+      </w:pPr>
+      <w:r>
+        <w:t xml:space="preserve">•  </w:t>
+      </w:r>
+      <w:r>
+        <w:rPr>
+          <w:b/>
+        </w:rPr>
+        <w:t>Stuck:</w:t>
+      </w:r>
+      <w:r>
+        <w:t xml:space="preserve"> someone marked it as blocked.</w:t>
+      </w:r>
+      <w:r>
+        <w:br/>
+      </w:r>
+    </w:p>
+    <w:p>
+      <w:pPr>
+        <w:ind w:left="403" w:hanging="288"/>
+      </w:pPr>
+      <w:r>
+        <w:t xml:space="preserve">•  </w:t>
+      </w:r>
+      <w:r>
+        <w:rPr>
+          <w:b/>
+        </w:rPr>
+        <w:t>Waiting on another item:</w:t>
+      </w:r>
+      <w:r>
+        <w:t xml:space="preserve"> something it waits for isn't finished.</w:t>
+      </w:r>
+      <w:r>
+        <w:br/>
+      </w:r>
+    </w:p>
+    <w:p>
+      <w:pPr>
+        <w:ind w:left="403" w:hanging="288"/>
+      </w:pPr>
+      <w:r>
+        <w:t xml:space="preserve">•  </w:t>
+      </w:r>
+      <w:r>
+        <w:rPr>
+          <w:b/>
+        </w:rPr>
+        <w:t>No proof link yet:</w:t>
+      </w:r>
+      <w:r>
+        <w:t xml:space="preserve"> a funder requirement doesn't have its link to what was sent.</w:t>
+      </w:r>
+      <w:r>
+        <w:br/>
+      </w:r>
+    </w:p>
+    <w:p>
+      <w:pPr>
+        <w:ind w:left="403" w:hanging="288"/>
+      </w:pPr>
+      <w:r>
+        <w:t xml:space="preserve">•  </w:t>
+      </w:r>
+      <w:r>
+        <w:rPr>
+          <w:b/>
+        </w:rPr>
+        <w:t>Something is waiting</w:t>
+      </w:r>
+      <w:r>
+        <w:t xml:space="preserve"> (on a grant card): one of its reports has a date that has passed, or a goal date has passed.</w:t>
+      </w:r>
+      <w:r>
+        <w:br/>
+      </w:r>
+    </w:p>
+    <w:p>
+      <w:pPr>
+        <w:ind w:left="403" w:hanging="288"/>
+      </w:pPr>
+      <w:r>
+        <w:t xml:space="preserve">•  </w:t>
+      </w:r>
+      <w:r>
+        <w:rPr>
+          <w:b/>
+        </w:rPr>
+        <w:t>Time for a check-in</w:t>
+      </w:r>
+      <w:r>
+        <w:t xml:space="preserve"> (on a grant card): the last check-in was more than 30 days ago.</w:t>
+      </w:r>
+      <w:r>
+        <w:br/>
+      </w:r>
+    </w:p>
+    <w:p>
+      <w:pPr>
+        <w:pStyle w:val="Heading2"/>
+      </w:pPr>
+      <w:r>
+        <w:t>Common questions</w:t>
+      </w:r>
+    </w:p>
+    <w:p>
+      <w:r/>
+      <w:r>
+        <w:rPr>
+          <w:b/>
+        </w:rPr>
+        <w:t>I can't find something.</w:t>
+      </w:r>
+      <w:r>
+        <w:t xml:space="preserve"> Check Showing at the top: practice grants and your own grants are separate. On a list page, check the search box is empty, and tick Show finished.</w:t>
+      </w:r>
+    </w:p>
+    <w:p>
+      <w:r/>
+      <w:r>
+        <w:rPr>
+          <w:b/>
+        </w:rPr>
+        <w:t>It says something was changed while I worked on it.</w:t>
+      </w:r>
+      <w:r>
+        <w:t xml:space="preserve"> Someone else saved it first. Close the form, open the item again, and redo your change.</w:t>
+      </w:r>
+    </w:p>
+    <w:p>
+      <w:r/>
+      <w:r>
+        <w:rPr>
+          <w:b/>
+        </w:rPr>
+        <w:t>It says saving isn't working.</w:t>
+      </w:r>
+      <w:r>
+        <w:t xml:space="preserve"> Nothing you typed has been lost. Wait a moment and press Save again.</w:t>
+      </w:r>
+    </w:p>
+    <w:p>
+      <w:r/>
+      <w:r>
+        <w:rPr>
+          <w:b/>
+        </w:rPr>
+        <w:t>The welcome or the tips came back.</w:t>
+      </w:r>
+      <w:r>
+        <w:t xml:space="preserve"> The browser's saved settings were cleared, or you're using a different browser. Press Skip or Got it again.</w:t>
+      </w:r>
+    </w:p>
+    <w:p>
+      <w:pPr>
+        <w:pStyle w:val="Heading2"/>
+      </w:pPr>
+      <w:r>
+        <w:t>Part 2: For the person who looks after it</w:t>
+      </w:r>
+    </w:p>
+    <w:p>
+      <w:pPr>
+        <w:pStyle w:val="Heading2"/>
+      </w:pPr>
+      <w:r>
+        <w:t>More tools</w:t>
+      </w:r>
+    </w:p>
+    <w:p>
+      <w:pPr>
+        <w:ind w:left="403" w:hanging="288"/>
+      </w:pPr>
+      <w:r>
+        <w:t xml:space="preserve">•  </w:t>
+      </w:r>
+      <w:r>
+        <w:rPr>
+          <w:b/>
+        </w:rPr>
+        <w:t>Money</w:t>
+      </w:r>
+      <w:r>
+        <w:t xml:space="preserve"> lists each grant's award, recorded spending, and what is left, with the date the spending was typed in. These are typed-in totals, not accounting.</w:t>
+      </w:r>
+      <w:r>
+        <w:br/>
+      </w:r>
+    </w:p>
+    <w:p>
+      <w:pPr>
+        <w:ind w:left="403" w:hanging="288"/>
+      </w:pPr>
+      <w:r>
+        <w:t xml:space="preserve">•  </w:t>
+      </w:r>
+      <w:r>
+        <w:rPr>
+          <w:b/>
+        </w:rPr>
+        <w:t>Reports &amp; proof</w:t>
+      </w:r>
+      <w:r>
+        <w:t xml:space="preserve"> lists funder requirements and whether each has its proof link.</w:t>
+      </w:r>
+      <w:r>
+        <w:br/>
+      </w:r>
+    </w:p>
+    <w:p>
+      <w:pPr>
+        <w:ind w:left="403" w:hanging="288"/>
+      </w:pPr>
+      <w:r>
+        <w:t xml:space="preserve">•  </w:t>
+      </w:r>
+      <w:r>
+        <w:rPr>
+          <w:b/>
+        </w:rPr>
+        <w:t>Staff tasks</w:t>
+      </w:r>
+      <w:r>
+        <w:t xml:space="preserve"> and </w:t>
+      </w:r>
+      <w:r>
+        <w:rPr>
+          <w:b/>
+        </w:rPr>
+        <w:t>Problems</w:t>
+      </w:r>
+      <w:r>
+        <w:t xml:space="preserve"> list those items. A problem can record how serious it is and who decides. No email or message is sent.</w:t>
+      </w:r>
+      <w:r>
+        <w:br/>
+      </w:r>
+    </w:p>
+    <w:p>
+      <w:pPr>
+        <w:ind w:left="403" w:hanging="288"/>
+      </w:pPr>
+      <w:r>
+        <w:t xml:space="preserve">•  </w:t>
+      </w:r>
+      <w:r>
+        <w:rPr>
+          <w:b/>
+        </w:rPr>
+        <w:t>Grant Radar</w:t>
+      </w:r>
+      <w:r>
+        <w:t xml:space="preserve"> holds funding leads. Open a lead and press </w:t>
+      </w:r>
+      <w:r>
+        <w:rPr>
+          <w:b/>
+        </w:rPr>
+        <w:t>Awarded: move to Grants</w:t>
+      </w:r>
+      <w:r>
+        <w:t xml:space="preserve"> to create a pending grant. This doesn't confirm funding. After that, the lead shows Already in Grants.</w:t>
+      </w:r>
+      <w:r>
+        <w:br/>
+      </w:r>
+    </w:p>
+    <w:p>
+      <w:pPr>
+        <w:ind w:left="403" w:hanging="288"/>
+      </w:pPr>
+      <w:r>
+        <w:t xml:space="preserve">•  </w:t>
+      </w:r>
+      <w:r>
+        <w:rPr>
+          <w:b/>
+        </w:rPr>
+        <w:t>Recent changes</w:t>
+      </w:r>
+      <w:r>
+        <w:t xml:space="preserve"> shows the last 100 saves from both Practice and Our grants.</w:t>
+      </w:r>
+      <w:r>
+        <w:br/>
+      </w:r>
+    </w:p>
+    <w:p>
+      <w:pPr>
+        <w:ind w:left="403" w:hanging="288"/>
+      </w:pPr>
+      <w:r>
+        <w:t xml:space="preserve">•  With More tools on, Home also has </w:t>
+      </w:r>
+      <w:r>
+        <w:rPr>
+          <w:b/>
+        </w:rPr>
+        <w:t>Totals for administrators</w:t>
+      </w:r>
+      <w:r>
+        <w:t>, and record pages show when the source was last checked.</w:t>
+      </w:r>
+      <w:r>
+        <w:br/>
+      </w:r>
+    </w:p>
+    <w:p>
+      <w:pPr>
+        <w:pStyle w:val="Heading2"/>
+      </w:pPr>
+      <w:r>
+        <w:t>Backups and files</w:t>
+      </w:r>
+    </w:p>
+    <w:p>
+      <w:r>
+        <w:t xml:space="preserve">Open </w:t>
+      </w:r>
+      <w:r>
+        <w:rPr>
+          <w:b/>
+        </w:rPr>
+        <w:t>Settings &amp; backup</w:t>
+      </w:r>
+      <w:r>
+        <w:t>.</w:t>
+      </w:r>
+    </w:p>
+    <w:p>
+      <w:pPr>
+        <w:ind w:left="403" w:hanging="288"/>
+      </w:pPr>
+      <w:r>
+        <w:t xml:space="preserve">•  </w:t>
+      </w:r>
+      <w:r>
+        <w:rPr>
+          <w:b/>
+        </w:rPr>
+        <w:t>Download a backup</w:t>
+      </w:r>
+      <w:r>
+        <w:t xml:space="preserve"> saves every record in the grants you are showing to a JSON file (schemaVersion 3), including each grant's measures, ZIP codes, payments, and stories. It does not include Recent changes or browser settings.</w:t>
+      </w:r>
+      <w:r>
+        <w:br/>
+      </w:r>
+    </w:p>
+    <w:p>
+      <w:pPr>
+        <w:ind w:left="403" w:hanging="288"/>
+      </w:pPr>
+      <w:r>
+        <w:t xml:space="preserve">•  </w:t>
+      </w:r>
+      <w:r>
+        <w:rPr>
+          <w:b/>
+        </w:rPr>
+        <w:t>Add records from a file</w:t>
+      </w:r>
+      <w:r>
+        <w:t xml:space="preserve"> adds records from a backup or a Grant Radar file. It never changes or replaces what is already there. It takes 1 to 100 records at a time and rejects the whole file if any record repeats one already present (same kind, title, and link). Importing a backup into the same workspace is therefore not a restore. INTEGRATION.md has the full file format; Grant Radar has a template download.</w:t>
+      </w:r>
+      <w:r>
+        <w:br/>
+      </w:r>
+    </w:p>
+    <w:p>
+      <w:pPr>
+        <w:ind w:left="403" w:hanging="288"/>
+      </w:pPr>
+      <w:r>
+        <w:t xml:space="preserve">•  </w:t>
+      </w:r>
+      <w:r>
+        <w:rPr>
+          <w:b/>
+        </w:rPr>
+        <w:t>Start practice over</w:t>
+      </w:r>
+      <w:r>
+        <w:t xml:space="preserve"> puts the practice grants back to how they began, after a confirmation. It affects everyone using the practice grants, and never touches Our grants.</w:t>
+      </w:r>
+      <w:r>
+        <w:br/>
+      </w:r>
+    </w:p>
+    <w:p>
+      <w:r>
+        <w:t>A full restore needs a database backup managed by your administrator, not the in-app download.</w:t>
+      </w:r>
+    </w:p>
+    <w:p>
+      <w:pPr>
+        <w:pStyle w:val="Heading2"/>
+      </w:pPr>
+      <w:r>
+        <w:t>Privacy and limits</w:t>
+      </w:r>
+    </w:p>
+    <w:p>
+      <w:r>
+        <w:t>The current site is public. There is no sign-in, and the records API returns both Practice and Our grants to anyone who can reach it. Names typed in "Who is doing it" are labels, not permissions. Use made-up or non-sensitive information only until the checklist below is done.</w:t>
+      </w:r>
+    </w:p>
+    <w:p>
+      <w:r>
+        <w:t>The browser remembers three things: whether the welcome was finished (nami-grants-onboarding-v2), which tips were put away (nami-grants-tips-v1), and whether More tools is open (nami-grants-more-tools). Records are stored in the site's database.</w:t>
+      </w:r>
+    </w:p>
+    <w:p>
+      <w:r>
+        <w:t>Nothing is connected yet: no Microsoft sign-in, SharePoint, email, calendar, accounting, or automatic Grant Radar searches. No reminders are sent.</w:t>
+      </w:r>
+    </w:p>
+    <w:p>
+      <w:pPr>
+        <w:pStyle w:val="Heading2"/>
+      </w:pPr>
+      <w:r>
+        <w:t>Before using it for real grants</w:t>
+      </w:r>
+    </w:p>
+    <w:p>
+      <w:pPr>
+        <w:ind w:left="403" w:hanging="288"/>
+      </w:pPr>
+      <w:r>
+        <w:t>•  Agree who owns the workspace and approve a deployment.</w:t>
+      </w:r>
+      <w:r>
+        <w:br/>
+      </w:r>
+    </w:p>
+    <w:p>
+      <w:pPr>
+        <w:ind w:left="403" w:hanging="288"/>
+      </w:pPr>
+      <w:r>
+        <w:t>•  Add Microsoft sign-in (Entra ID) with roles, so only staff can see and change records. Check the records API as well as the pages.</w:t>
+      </w:r>
+      <w:r>
+        <w:br/>
+      </w:r>
+    </w:p>
+    <w:p>
+      <w:pPr>
+        <w:ind w:left="403" w:hanging="288"/>
+      </w:pPr>
+      <w:r>
+        <w:t>•  Decide which documents live in SharePoint or OneDrive, and use those links as proof.</w:t>
+      </w:r>
+      <w:r>
+        <w:br/>
+      </w:r>
+    </w:p>
+    <w:p>
+      <w:pPr>
+        <w:ind w:left="403" w:hanging="288"/>
+      </w:pPr>
+      <w:r>
+        <w:t>•  Set up a tested database backup and restore.</w:t>
+      </w:r>
+      <w:r>
+        <w:br/>
+      </w:r>
+    </w:p>
+    <w:p>
+      <w:pPr>
+        <w:ind w:left="403" w:hanging="288"/>
+      </w:pPr>
+      <w:r>
+        <w:t>•  Agree what each grant measures, how families and people are counted, and who reviews progress.</w:t>
+      </w:r>
+      <w:r>
+        <w:br/>
+      </w:r>
+    </w:p>
+    <w:p>
+      <w:pPr>
+        <w:ind w:left="403" w:hanging="288"/>
+      </w:pPr>
+      <w:r>
+        <w:t>•  Approve rules for stories, photos and consent. Keep participants' own records out of this tool.</w:t>
+      </w:r>
+      <w:r>
+        <w:br/>
+      </w:r>
+    </w:p>
+    <w:p>
+      <w:pPr>
+        <w:ind w:left="403" w:hanging="288"/>
+      </w:pPr>
+      <w:r>
+        <w:t>•  If reminders are wanted, set up Outlook, Calendar or Teams delivery and test it.</w:t>
+      </w:r>
+      <w:r>
+        <w:br/>
+      </w:r>
+    </w:p>
+    <w:p>
+      <w:pPr>
+        <w:ind w:left="403" w:hanging="288"/>
+      </w:pPr>
+      <w:r>
+        <w:t>•  Try it with the Associate Director and Executive Director, note any gaps, and decide who releases changes.</w:t>
+      </w:r>
+      <w:r>
+        <w:br/>
+      </w:r>
+    </w:p>
+    <w:p>
+      <w:pPr>
+        <w:ind w:left="403" w:hanging="288"/>
+      </w:pPr>
+      <w:r>
+        <w:t>•  Keep this manual current: edit USER_MANUAL.md and QUICKSTART.md, then rebuild the web, Word and PDF copies with scripts/build-manuals.py.</w:t>
+      </w:r>
+      <w:r>
+        <w:br/>
+      </w:r>
+    </w:p>
+    <w:p>
+      <w:r>
+        <w:br w:type="page"/>
+      </w:r>
+    </w:p>
+    <w:p>
+      <w:pPr>
+        <w:pStyle w:val="Heading1"/>
+      </w:pPr>
+      <w:r>
         <w:t>Grant Radar</w:t>
       </w:r>
     </w:p>
@@ -1607,1374 +2987,6 @@
       </w:r>
       <w:r>
         <w:t>: A file holding all your leads and preferences, to keep safe or move to another computer.</w:t>
-      </w:r>
-      <w:r>
-        <w:br/>
-      </w:r>
-    </w:p>
-    <w:p>
-      <w:r>
-        <w:br w:type="page"/>
-      </w:r>
-    </w:p>
-    <w:p>
-      <w:pPr>
-        <w:pStyle w:val="Heading1"/>
-      </w:pPr>
-      <w:r>
-        <w:t>Grant Dashboard</w:t>
-      </w:r>
-    </w:p>
-    <w:p>
-      <w:r>
-        <w:t>Revision date: 2026-10-05. Release: simple-v2, the simple, step-by-step version. Part 1 is for everyone who uses the workspace. Part 2 is for the person who looks after it.</w:t>
-      </w:r>
-    </w:p>
-    <w:p>
-      <w:r>
-        <w:t>The workspace keeps track of each grant, the reports and other things each funder asks for, and when they are due. It shows one next step at a time. You don't need to learn it all at once: short tips appear on each page as you go.</w:t>
-      </w:r>
-    </w:p>
-    <w:p>
-      <w:r/>
-      <w:r>
-        <w:rPr>
-          <w:b/>
-        </w:rPr>
-        <w:t>Please note:</w:t>
-      </w:r>
-      <w:r>
-        <w:t xml:space="preserve"> this is a public test site with no sign-in. Don't type private details about the people you serve.</w:t>
-      </w:r>
-    </w:p>
-    <w:p>
-      <w:pPr>
-        <w:pStyle w:val="Heading2"/>
-      </w:pPr>
-      <w:r>
-        <w:t>Part 1: Using the workspace</w:t>
-      </w:r>
-    </w:p>
-    <w:p>
-      <w:pPr>
-        <w:pStyle w:val="Heading2"/>
-      </w:pPr>
-      <w:r>
-        <w:t>Your first visit</w:t>
-      </w:r>
-    </w:p>
-    <w:p>
-      <w:r>
-        <w:t xml:space="preserve">Open the NAMI landing page and press </w:t>
-      </w:r>
-      <w:r>
-        <w:rPr>
-          <w:b/>
-        </w:rPr>
-        <w:t>Open Grant Dashboard</w:t>
-      </w:r>
-      <w:r>
-        <w:t>. A short welcome appears the first time you open the workspace. It has three steps. Press Next to move on, or Skip at any time.</w:t>
-      </w:r>
-    </w:p>
-    <w:p>
-      <w:r>
-        <w:t>On the last step, choose where to start:</w:t>
-      </w:r>
-    </w:p>
-    <w:p>
-      <w:pPr>
-        <w:ind w:left="403" w:hanging="288"/>
-      </w:pPr>
-      <w:r>
-        <w:t xml:space="preserve">•  </w:t>
-      </w:r>
-      <w:r>
-        <w:rPr>
-          <w:b/>
-        </w:rPr>
-        <w:t>Practice with made-up grants</w:t>
-      </w:r>
-      <w:r>
-        <w:t xml:space="preserve"> loads a few practice grants. Nothing in them is real, so you can try anything.</w:t>
-      </w:r>
-      <w:r>
-        <w:br/>
-      </w:r>
-    </w:p>
-    <w:p>
-      <w:pPr>
-        <w:ind w:left="403" w:hanging="288"/>
-      </w:pPr>
-      <w:r>
-        <w:t xml:space="preserve">•  </w:t>
-      </w:r>
-      <w:r>
-        <w:rPr>
-          <w:b/>
-        </w:rPr>
-        <w:t>Add our first grant</w:t>
-      </w:r>
-      <w:r>
-        <w:t xml:space="preserve"> opens the form for one of your real grants.</w:t>
-      </w:r>
-      <w:r>
-        <w:br/>
-      </w:r>
-    </w:p>
-    <w:p>
-      <w:r>
-        <w:t>To see the welcome again, open Help and press Show the welcome again.</w:t>
-      </w:r>
-    </w:p>
-    <w:p>
-      <w:pPr>
-        <w:pStyle w:val="Heading2"/>
-      </w:pPr>
-      <w:r>
-        <w:t>Finding your way around</w:t>
-      </w:r>
-    </w:p>
-    <w:p>
-      <w:r>
-        <w:t>The menu on the left has four pages:</w:t>
-      </w:r>
-    </w:p>
-    <w:p>
-      <w:pPr>
-        <w:ind w:left="403" w:hanging="288"/>
-      </w:pPr>
-      <w:r>
-        <w:t xml:space="preserve">•  </w:t>
-      </w:r>
-      <w:r>
-        <w:rPr>
-          <w:b/>
-        </w:rPr>
-        <w:t>Home</w:t>
-      </w:r>
-      <w:r>
-        <w:t xml:space="preserve"> shows your next step, your grants, and what is coming up.</w:t>
-      </w:r>
-      <w:r>
-        <w:br/>
-      </w:r>
-    </w:p>
-    <w:p>
-      <w:pPr>
-        <w:ind w:left="403" w:hanging="288"/>
-      </w:pPr>
-      <w:r>
-        <w:t xml:space="preserve">•  </w:t>
-      </w:r>
-      <w:r>
-        <w:rPr>
-          <w:b/>
-        </w:rPr>
-        <w:t>Grants</w:t>
-      </w:r>
-      <w:r>
-        <w:t xml:space="preserve"> has one card for each grant.</w:t>
-      </w:r>
-      <w:r>
-        <w:br/>
-      </w:r>
-    </w:p>
-    <w:p>
-      <w:pPr>
-        <w:ind w:left="403" w:hanging="288"/>
-      </w:pPr>
-      <w:r>
-        <w:t xml:space="preserve">•  </w:t>
-      </w:r>
-      <w:r>
-        <w:rPr>
-          <w:b/>
-        </w:rPr>
-        <w:t>To-do list</w:t>
-      </w:r>
-      <w:r>
-        <w:t xml:space="preserve"> has every report and staff task with a date, soonest first.</w:t>
-      </w:r>
-      <w:r>
-        <w:br/>
-      </w:r>
-    </w:p>
-    <w:p>
-      <w:pPr>
-        <w:ind w:left="403" w:hanging="288"/>
-      </w:pPr>
-      <w:r>
-        <w:t xml:space="preserve">•  </w:t>
-      </w:r>
-      <w:r>
-        <w:rPr>
-          <w:b/>
-        </w:rPr>
-        <w:t>Help</w:t>
-      </w:r>
-      <w:r>
-        <w:t xml:space="preserve"> answers common questions.</w:t>
-      </w:r>
-      <w:r>
-        <w:br/>
-      </w:r>
-    </w:p>
-    <w:p>
-      <w:r>
-        <w:t xml:space="preserve">At the bottom of the menu, </w:t>
-      </w:r>
-      <w:r>
-        <w:rPr>
-          <w:b/>
-        </w:rPr>
-        <w:t>More tools</w:t>
-      </w:r>
-      <w:r>
-        <w:t xml:space="preserve"> opens the pages most people don't need day to day: Money, Reports &amp; proof, Staff tasks, Problems, Grant Radar, Recent changes, and Settings &amp; backup. Press Fewer tools to put them away again. The workspace remembers your choice in this browser.</w:t>
-      </w:r>
-    </w:p>
-    <w:p>
-      <w:r>
-        <w:t xml:space="preserve">At the top right, </w:t>
-      </w:r>
-      <w:r>
-        <w:rPr>
-          <w:b/>
-        </w:rPr>
-        <w:t>Showing</w:t>
-      </w:r>
-      <w:r>
-        <w:t xml:space="preserve"> switches between </w:t>
-      </w:r>
-      <w:r>
-        <w:rPr>
-          <w:b/>
-        </w:rPr>
-        <w:t>Practice grants (made up)</w:t>
-      </w:r>
-      <w:r>
-        <w:t xml:space="preserve"> and </w:t>
-      </w:r>
-      <w:r>
-        <w:rPr>
-          <w:b/>
-        </w:rPr>
-        <w:t>Our grants</w:t>
-      </w:r>
-      <w:r>
-        <w:t>. The two are kept separate. Once your organization has real grants, the workspace opens on Our grants.</w:t>
-      </w:r>
-    </w:p>
-    <w:p>
-      <w:pPr>
-        <w:pStyle w:val="Heading2"/>
-      </w:pPr>
-      <w:r>
-        <w:t>Tips as you go</w:t>
-      </w:r>
-    </w:p>
-    <w:p>
-      <w:r>
-        <w:t xml:space="preserve">Each page has one short tip in a pale yellow box. Press </w:t>
-      </w:r>
-      <w:r>
-        <w:rPr>
-          <w:b/>
-        </w:rPr>
-        <w:t>Got it</w:t>
-      </w:r>
-      <w:r>
-        <w:t xml:space="preserve"> to put it away for good, or </w:t>
-      </w:r>
-      <w:r>
-        <w:rPr>
-          <w:b/>
-        </w:rPr>
-        <w:t>Later</w:t>
-      </w:r>
-      <w:r>
-        <w:t xml:space="preserve"> to see it again tomorrow. To bring every tip back, open Help and press Show tips again.</w:t>
-      </w:r>
-    </w:p>
-    <w:p>
-      <w:r>
-        <w:t>After you save something, a short line at the top tells you where it went, for example "Saved to the To-do list and to Riverside Foundation grant." It goes away by itself.</w:t>
-      </w:r>
-    </w:p>
-    <w:p>
-      <w:pPr>
-        <w:pStyle w:val="Heading2"/>
-      </w:pPr>
-      <w:r>
-        <w:t>Your next step</w:t>
-      </w:r>
-    </w:p>
-    <w:p>
-      <w:r>
-        <w:t xml:space="preserve">Home always opens on </w:t>
-      </w:r>
-      <w:r>
-        <w:rPr>
-          <w:b/>
-        </w:rPr>
-        <w:t>Your next step</w:t>
-      </w:r>
-      <w:r>
-        <w:t>: one thing to do now, with one button.</w:t>
-      </w:r>
-    </w:p>
-    <w:p>
-      <w:pPr>
-        <w:ind w:left="403" w:hanging="288"/>
-      </w:pPr>
-      <w:r>
-        <w:t xml:space="preserve">•  If you have no grants yet, it offers </w:t>
-      </w:r>
-      <w:r>
-        <w:rPr>
-          <w:b/>
-        </w:rPr>
-        <w:t>Add a grant</w:t>
-      </w:r>
-      <w:r>
-        <w:t>.</w:t>
-      </w:r>
-      <w:r>
-        <w:br/>
-      </w:r>
-    </w:p>
-    <w:p>
-      <w:pPr>
-        <w:ind w:left="403" w:hanging="288"/>
-      </w:pPr>
-      <w:r>
-        <w:t xml:space="preserve">•  If something's date has passed, or is coming up in the next two weeks, it names that item. Press </w:t>
-      </w:r>
-      <w:r>
-        <w:rPr>
-          <w:b/>
-        </w:rPr>
-        <w:t>Open it</w:t>
-      </w:r>
-      <w:r>
-        <w:t>.</w:t>
-      </w:r>
-      <w:r>
-        <w:br/>
-      </w:r>
-    </w:p>
-    <w:p>
-      <w:pPr>
-        <w:ind w:left="403" w:hanging="288"/>
-      </w:pPr>
-      <w:r>
-        <w:t>•  If a grant has no reports yet, it offers to add one.</w:t>
-      </w:r>
-      <w:r>
-        <w:br/>
-      </w:r>
-    </w:p>
-    <w:p>
-      <w:pPr>
-        <w:ind w:left="403" w:hanging="288"/>
-      </w:pPr>
-      <w:r>
-        <w:t>•  Otherwise it says you're all caught up.</w:t>
-      </w:r>
-      <w:r>
-        <w:br/>
-      </w:r>
-    </w:p>
-    <w:p>
-      <w:r>
-        <w:t xml:space="preserve">Below it are your grant cards, then </w:t>
-      </w:r>
-      <w:r>
-        <w:rPr>
-          <w:b/>
-        </w:rPr>
-        <w:t>Coming up</w:t>
-      </w:r>
-      <w:r>
-        <w:t>: items with a date in the next two weeks or a date that has passed, anything stuck, and any problem noted.</w:t>
-      </w:r>
-    </w:p>
-    <w:p>
-      <w:pPr>
-        <w:pStyle w:val="Heading2"/>
-      </w:pPr>
-      <w:r>
-        <w:t>Add a grant</w:t>
-      </w:r>
-    </w:p>
-    <w:p>
-      <w:r>
-        <w:t xml:space="preserve">Press </w:t>
-      </w:r>
-      <w:r>
-        <w:rPr>
-          <w:b/>
-        </w:rPr>
-        <w:t>Add a grant</w:t>
-      </w:r>
-      <w:r>
-        <w:t xml:space="preserve"> at the top of Home or Grants. There are three short steps. The dots at the top show where you are.</w:t>
-      </w:r>
-    </w:p>
-    <w:p>
-      <w:pPr>
-        <w:ind w:left="461" w:hanging="403"/>
-      </w:pPr>
-      <w:r>
-        <w:t xml:space="preserve">1.  </w:t>
-      </w:r>
-      <w:r>
-        <w:rPr>
-          <w:b/>
-        </w:rPr>
-        <w:t>The basics.</w:t>
-      </w:r>
-      <w:r>
-        <w:t xml:space="preserve"> Only the grant's name is needed. You can also add who gave it, the amount, the end date, and who is in charge. More details (optional) holds the award date, start date, status, a link to the award letter, and notes.</w:t>
-      </w:r>
-      <w:r>
-        <w:br/>
-      </w:r>
-    </w:p>
-    <w:p>
-      <w:pPr>
-        <w:ind w:left="461" w:hanging="403"/>
-      </w:pPr>
-      <w:r>
-        <w:t xml:space="preserve">2.  </w:t>
-      </w:r>
-      <w:r>
-        <w:rPr>
-          <w:b/>
-        </w:rPr>
-        <w:t>What the funder wants to know.</w:t>
-      </w:r>
-      <w:r>
-        <w:t xml:space="preserve"> Tick what this funder asks you to report: numbers and outcomes, ZIP codes served, where the money went, or stories and photos. Only the ticked sections appear. Unticking hides a section but keeps anything already typed.</w:t>
-      </w:r>
-      <w:r>
-        <w:br/>
-      </w:r>
-    </w:p>
-    <w:p>
-      <w:pPr>
-        <w:ind w:left="461" w:hanging="403"/>
-      </w:pPr>
-      <w:r>
-        <w:t xml:space="preserve">3.  </w:t>
-      </w:r>
-      <w:r>
-        <w:rPr>
-          <w:b/>
-        </w:rPr>
-        <w:t>Reports &amp; due dates.</w:t>
-      </w:r>
-      <w:r>
-        <w:t xml:space="preserve"> A </w:t>
-      </w:r>
-      <w:r>
-        <w:rPr>
-          <w:b/>
-        </w:rPr>
-        <w:t>Final report</w:t>
-      </w:r>
-      <w:r>
-        <w:t xml:space="preserve"> is already filled in, due when the grant ends. Change it, remove it, or press Add another report.</w:t>
-      </w:r>
-      <w:r>
-        <w:br/>
-      </w:r>
-    </w:p>
-    <w:p>
-      <w:r>
-        <w:t xml:space="preserve">Press </w:t>
-      </w:r>
-      <w:r>
-        <w:rPr>
-          <w:b/>
-        </w:rPr>
-        <w:t>Save now</w:t>
-      </w:r>
-      <w:r>
-        <w:t xml:space="preserve"> on any step to save what you have and finish later. Press </w:t>
-      </w:r>
-      <w:r>
-        <w:rPr>
-          <w:b/>
-        </w:rPr>
-        <w:t>Save grant</w:t>
-      </w:r>
-      <w:r>
-        <w:t xml:space="preserve"> on the last step. </w:t>
-      </w:r>
-      <w:r>
-        <w:rPr>
-          <w:b/>
-        </w:rPr>
-        <w:t>Back</w:t>
-      </w:r>
-      <w:r>
-        <w:t xml:space="preserve"> returns to an earlier step, and </w:t>
-      </w:r>
-      <w:r>
-        <w:rPr>
-          <w:b/>
-        </w:rPr>
-        <w:t>Cancel</w:t>
-      </w:r>
-      <w:r>
-        <w:t xml:space="preserve"> closes without saving.</w:t>
-      </w:r>
-    </w:p>
-    <w:p>
-      <w:r>
-        <w:t xml:space="preserve">To try it with made-up numbers, choose Practice grants and press </w:t>
-      </w:r>
-      <w:r>
-        <w:rPr>
-          <w:b/>
-        </w:rPr>
-        <w:t>Try a $5,000 practice grant</w:t>
-      </w:r>
-      <w:r>
-        <w:t xml:space="preserve"> on Home.</w:t>
-      </w:r>
-    </w:p>
-    <w:p>
-      <w:pPr>
-        <w:pStyle w:val="Heading2"/>
-      </w:pPr>
-      <w:r>
-        <w:t>Look at a grant</w:t>
-      </w:r>
-    </w:p>
-    <w:p>
-      <w:r>
-        <w:t>Click a grant card to open it. The page shows:</w:t>
-      </w:r>
-    </w:p>
-    <w:p>
-      <w:pPr>
-        <w:ind w:left="403" w:hanging="288"/>
-      </w:pPr>
-      <w:r>
-        <w:t xml:space="preserve">•  </w:t>
-      </w:r>
-      <w:r>
-        <w:rPr>
-          <w:b/>
-        </w:rPr>
-        <w:t>At a glance:</w:t>
-      </w:r>
-      <w:r>
-        <w:t xml:space="preserve"> the award, end date, who is in charge, and the last check-in if one was recorded.</w:t>
-      </w:r>
-      <w:r>
-        <w:br/>
-      </w:r>
-    </w:p>
-    <w:p>
-      <w:pPr>
-        <w:ind w:left="403" w:hanging="288"/>
-      </w:pPr>
-      <w:r>
-        <w:t xml:space="preserve">•  </w:t>
-      </w:r>
-      <w:r>
-        <w:rPr>
-          <w:b/>
-        </w:rPr>
-        <w:t>Reports &amp; due dates:</w:t>
-      </w:r>
-      <w:r>
-        <w:t xml:space="preserve"> everything linked to the grant that isn't finished yet, soonest first. Finished items are under </w:t>
-      </w:r>
-      <w:r>
-        <w:rPr>
-          <w:b/>
-        </w:rPr>
-        <w:t>Finished</w:t>
-      </w:r>
-      <w:r>
-        <w:t>.</w:t>
-      </w:r>
-      <w:r>
-        <w:br/>
-      </w:r>
-    </w:p>
-    <w:p>
-      <w:pPr>
-        <w:ind w:left="403" w:hanging="288"/>
-      </w:pPr>
-      <w:r>
-        <w:t xml:space="preserve">•  </w:t>
-      </w:r>
-      <w:r>
-        <w:rPr>
-          <w:b/>
-        </w:rPr>
-        <w:t>What you collect:</w:t>
-      </w:r>
-      <w:r>
-        <w:t xml:space="preserve"> each measure, what has been recorded so far, and the goal if there is one.</w:t>
-      </w:r>
-      <w:r>
-        <w:br/>
-      </w:r>
-    </w:p>
-    <w:p>
-      <w:pPr>
-        <w:ind w:left="403" w:hanging="288"/>
-      </w:pPr>
-      <w:r>
-        <w:t>•  ZIP codes, payments, and stories, if any were added.</w:t>
-      </w:r>
-      <w:r>
-        <w:br/>
-      </w:r>
-    </w:p>
-    <w:p>
-      <w:r>
-        <w:t xml:space="preserve">Press </w:t>
-      </w:r>
-      <w:r>
-        <w:rPr>
-          <w:b/>
-        </w:rPr>
-        <w:t>Edit grant</w:t>
-      </w:r>
-      <w:r>
-        <w:t xml:space="preserve"> to change any of it. It opens the same three steps.</w:t>
-      </w:r>
-    </w:p>
-    <w:p>
-      <w:pPr>
-        <w:pStyle w:val="Heading2"/>
-      </w:pPr>
-      <w:r>
-        <w:t>Add a report or due date</w:t>
-      </w:r>
-    </w:p>
-    <w:p>
-      <w:r>
-        <w:t xml:space="preserve">Open the grant and press </w:t>
-      </w:r>
-      <w:r>
-        <w:rPr>
-          <w:b/>
-        </w:rPr>
-        <w:t>Add a report or due date</w:t>
-      </w:r>
-      <w:r>
-        <w:t>. You can also press the same button at the top of the To-do list.</w:t>
-      </w:r>
-    </w:p>
-    <w:p>
-      <w:r>
-        <w:t xml:space="preserve">The form asks four things: what the funder needs, which grant it is for, the due date, and who is doing it. Only the first is required. </w:t>
-      </w:r>
-      <w:r>
-        <w:rPr>
-          <w:b/>
-        </w:rPr>
-        <w:t>More options</w:t>
-      </w:r>
-      <w:r>
-        <w:t xml:space="preserve"> holds the status, a link to a document, notes, and </w:t>
-      </w:r>
-      <w:r>
-        <w:rPr>
-          <w:b/>
-        </w:rPr>
-        <w:t>Waits for</w:t>
-      </w:r>
-      <w:r>
-        <w:t>: another item that has to be done first.</w:t>
-      </w:r>
-    </w:p>
-    <w:p>
-      <w:r/>
-      <w:r>
-        <w:rPr>
-          <w:b/>
-        </w:rPr>
-        <w:t>Add a staff task</w:t>
-      </w:r>
-      <w:r>
-        <w:t xml:space="preserve"> works the same way. A staff task is your team's own work. Finishing a task doesn't finish the funder's report it helps with.</w:t>
-      </w:r>
-    </w:p>
-    <w:p>
-      <w:pPr>
-        <w:pStyle w:val="Heading2"/>
-      </w:pPr>
-      <w:r>
-        <w:t>Mark something done</w:t>
-      </w:r>
-    </w:p>
-    <w:p>
-      <w:r>
-        <w:t xml:space="preserve">Open the item from Home or the To-do list and press </w:t>
-      </w:r>
-      <w:r>
-        <w:rPr>
-          <w:b/>
-        </w:rPr>
-        <w:t>Mark done</w:t>
-      </w:r>
-      <w:r>
-        <w:t>.</w:t>
-      </w:r>
-    </w:p>
-    <w:p>
-      <w:r>
-        <w:t xml:space="preserve">A funder requirement needs a link to what you sent, such as an email, a file on the shared drive, or a web page. If there's no link yet, a box appears. Paste the link and press </w:t>
-      </w:r>
-      <w:r>
-        <w:rPr>
-          <w:b/>
-        </w:rPr>
-        <w:t>Save link and mark done</w:t>
-      </w:r>
-      <w:r>
-        <w:t>.</w:t>
-      </w:r>
-    </w:p>
-    <w:p>
-      <w:r>
-        <w:t>If the item waits for something else, finish that first. The item it waits for is shown on the right.</w:t>
-      </w:r>
-    </w:p>
-    <w:p>
-      <w:r>
-        <w:t xml:space="preserve">Finished items stay in the workspace. On the To-do list, tick </w:t>
-      </w:r>
-      <w:r>
-        <w:rPr>
-          <w:b/>
-        </w:rPr>
-        <w:t>Show finished</w:t>
-      </w:r>
-      <w:r>
-        <w:t xml:space="preserve"> to see them.</w:t>
-      </w:r>
-    </w:p>
-    <w:p>
-      <w:pPr>
-        <w:pStyle w:val="Heading2"/>
-      </w:pPr>
-      <w:r>
-        <w:t>What the words mean</w:t>
-      </w:r>
-    </w:p>
-    <w:p>
-      <w:pPr>
-        <w:ind w:left="403" w:hanging="288"/>
-      </w:pPr>
-      <w:r>
-        <w:t xml:space="preserve">•  </w:t>
-      </w:r>
-      <w:r>
-        <w:rPr>
-          <w:b/>
-        </w:rPr>
-        <w:t>Due soon:</w:t>
-      </w:r>
-      <w:r>
-        <w:t xml:space="preserve"> due in the next two weeks.</w:t>
-      </w:r>
-      <w:r>
-        <w:br/>
-      </w:r>
-    </w:p>
-    <w:p>
-      <w:pPr>
-        <w:ind w:left="403" w:hanging="288"/>
-      </w:pPr>
-      <w:r>
-        <w:t xml:space="preserve">•  </w:t>
-      </w:r>
-      <w:r>
-        <w:rPr>
-          <w:b/>
-        </w:rPr>
-        <w:t>Date has passed:</w:t>
-      </w:r>
-      <w:r>
-        <w:t xml:space="preserve"> the due date is behind us. Open it to finish it or to change the date.</w:t>
-      </w:r>
-      <w:r>
-        <w:br/>
-      </w:r>
-    </w:p>
-    <w:p>
-      <w:pPr>
-        <w:ind w:left="403" w:hanging="288"/>
-      </w:pPr>
-      <w:r>
-        <w:t xml:space="preserve">•  </w:t>
-      </w:r>
-      <w:r>
-        <w:rPr>
-          <w:b/>
-        </w:rPr>
-        <w:t>Coming up:</w:t>
-      </w:r>
-      <w:r>
-        <w:t xml:space="preserve"> due later than two weeks from now.</w:t>
-      </w:r>
-      <w:r>
-        <w:br/>
-      </w:r>
-    </w:p>
-    <w:p>
-      <w:pPr>
-        <w:ind w:left="403" w:hanging="288"/>
-      </w:pPr>
-      <w:r>
-        <w:t xml:space="preserve">•  </w:t>
-      </w:r>
-      <w:r>
-        <w:rPr>
-          <w:b/>
-        </w:rPr>
-        <w:t>No date yet:</w:t>
-      </w:r>
-      <w:r>
-        <w:t xml:space="preserve"> nothing has been set.</w:t>
-      </w:r>
-      <w:r>
-        <w:br/>
-      </w:r>
-    </w:p>
-    <w:p>
-      <w:pPr>
-        <w:ind w:left="403" w:hanging="288"/>
-      </w:pPr>
-      <w:r>
-        <w:t xml:space="preserve">•  </w:t>
-      </w:r>
-      <w:r>
-        <w:rPr>
-          <w:b/>
-        </w:rPr>
-        <w:t>Stuck:</w:t>
-      </w:r>
-      <w:r>
-        <w:t xml:space="preserve"> someone marked it as blocked.</w:t>
-      </w:r>
-      <w:r>
-        <w:br/>
-      </w:r>
-    </w:p>
-    <w:p>
-      <w:pPr>
-        <w:ind w:left="403" w:hanging="288"/>
-      </w:pPr>
-      <w:r>
-        <w:t xml:space="preserve">•  </w:t>
-      </w:r>
-      <w:r>
-        <w:rPr>
-          <w:b/>
-        </w:rPr>
-        <w:t>Waiting on another item:</w:t>
-      </w:r>
-      <w:r>
-        <w:t xml:space="preserve"> something it waits for isn't finished.</w:t>
-      </w:r>
-      <w:r>
-        <w:br/>
-      </w:r>
-    </w:p>
-    <w:p>
-      <w:pPr>
-        <w:ind w:left="403" w:hanging="288"/>
-      </w:pPr>
-      <w:r>
-        <w:t xml:space="preserve">•  </w:t>
-      </w:r>
-      <w:r>
-        <w:rPr>
-          <w:b/>
-        </w:rPr>
-        <w:t>No proof link yet:</w:t>
-      </w:r>
-      <w:r>
-        <w:t xml:space="preserve"> a funder requirement doesn't have its link to what was sent.</w:t>
-      </w:r>
-      <w:r>
-        <w:br/>
-      </w:r>
-    </w:p>
-    <w:p>
-      <w:pPr>
-        <w:ind w:left="403" w:hanging="288"/>
-      </w:pPr>
-      <w:r>
-        <w:t xml:space="preserve">•  </w:t>
-      </w:r>
-      <w:r>
-        <w:rPr>
-          <w:b/>
-        </w:rPr>
-        <w:t>Something is waiting</w:t>
-      </w:r>
-      <w:r>
-        <w:t xml:space="preserve"> (on a grant card): one of its reports has a date that has passed, or a goal date has passed.</w:t>
-      </w:r>
-      <w:r>
-        <w:br/>
-      </w:r>
-    </w:p>
-    <w:p>
-      <w:pPr>
-        <w:ind w:left="403" w:hanging="288"/>
-      </w:pPr>
-      <w:r>
-        <w:t xml:space="preserve">•  </w:t>
-      </w:r>
-      <w:r>
-        <w:rPr>
-          <w:b/>
-        </w:rPr>
-        <w:t>Time for a check-in</w:t>
-      </w:r>
-      <w:r>
-        <w:t xml:space="preserve"> (on a grant card): the last check-in was more than 30 days ago.</w:t>
-      </w:r>
-      <w:r>
-        <w:br/>
-      </w:r>
-    </w:p>
-    <w:p>
-      <w:pPr>
-        <w:pStyle w:val="Heading2"/>
-      </w:pPr>
-      <w:r>
-        <w:t>Common questions</w:t>
-      </w:r>
-    </w:p>
-    <w:p>
-      <w:r/>
-      <w:r>
-        <w:rPr>
-          <w:b/>
-        </w:rPr>
-        <w:t>I can't find something.</w:t>
-      </w:r>
-      <w:r>
-        <w:t xml:space="preserve"> Check Showing at the top: practice grants and your own grants are separate. On a list page, check the search box is empty, and tick Show finished.</w:t>
-      </w:r>
-    </w:p>
-    <w:p>
-      <w:r/>
-      <w:r>
-        <w:rPr>
-          <w:b/>
-        </w:rPr>
-        <w:t>It says something was changed while I worked on it.</w:t>
-      </w:r>
-      <w:r>
-        <w:t xml:space="preserve"> Someone else saved it first. Close the form, open the item again, and redo your change.</w:t>
-      </w:r>
-    </w:p>
-    <w:p>
-      <w:r/>
-      <w:r>
-        <w:rPr>
-          <w:b/>
-        </w:rPr>
-        <w:t>It says saving isn't working.</w:t>
-      </w:r>
-      <w:r>
-        <w:t xml:space="preserve"> Nothing you typed has been lost. Wait a moment and press Save again.</w:t>
-      </w:r>
-    </w:p>
-    <w:p>
-      <w:r/>
-      <w:r>
-        <w:rPr>
-          <w:b/>
-        </w:rPr>
-        <w:t>The welcome or the tips came back.</w:t>
-      </w:r>
-      <w:r>
-        <w:t xml:space="preserve"> The browser's saved settings were cleared, or you're using a different browser. Press Skip or Got it again.</w:t>
-      </w:r>
-    </w:p>
-    <w:p>
-      <w:pPr>
-        <w:pStyle w:val="Heading2"/>
-      </w:pPr>
-      <w:r>
-        <w:t>Part 2: For the person who looks after it</w:t>
-      </w:r>
-    </w:p>
-    <w:p>
-      <w:pPr>
-        <w:pStyle w:val="Heading2"/>
-      </w:pPr>
-      <w:r>
-        <w:t>More tools</w:t>
-      </w:r>
-    </w:p>
-    <w:p>
-      <w:pPr>
-        <w:ind w:left="403" w:hanging="288"/>
-      </w:pPr>
-      <w:r>
-        <w:t xml:space="preserve">•  </w:t>
-      </w:r>
-      <w:r>
-        <w:rPr>
-          <w:b/>
-        </w:rPr>
-        <w:t>Money</w:t>
-      </w:r>
-      <w:r>
-        <w:t xml:space="preserve"> lists each grant's award, recorded spending, and what is left, with the date the spending was typed in. These are typed-in totals, not accounting.</w:t>
-      </w:r>
-      <w:r>
-        <w:br/>
-      </w:r>
-    </w:p>
-    <w:p>
-      <w:pPr>
-        <w:ind w:left="403" w:hanging="288"/>
-      </w:pPr>
-      <w:r>
-        <w:t xml:space="preserve">•  </w:t>
-      </w:r>
-      <w:r>
-        <w:rPr>
-          <w:b/>
-        </w:rPr>
-        <w:t>Reports &amp; proof</w:t>
-      </w:r>
-      <w:r>
-        <w:t xml:space="preserve"> lists funder requirements and whether each has its proof link.</w:t>
-      </w:r>
-      <w:r>
-        <w:br/>
-      </w:r>
-    </w:p>
-    <w:p>
-      <w:pPr>
-        <w:ind w:left="403" w:hanging="288"/>
-      </w:pPr>
-      <w:r>
-        <w:t xml:space="preserve">•  </w:t>
-      </w:r>
-      <w:r>
-        <w:rPr>
-          <w:b/>
-        </w:rPr>
-        <w:t>Staff tasks</w:t>
-      </w:r>
-      <w:r>
-        <w:t xml:space="preserve"> and </w:t>
-      </w:r>
-      <w:r>
-        <w:rPr>
-          <w:b/>
-        </w:rPr>
-        <w:t>Problems</w:t>
-      </w:r>
-      <w:r>
-        <w:t xml:space="preserve"> list those items. A problem can record how serious it is and who decides. No email or message is sent.</w:t>
-      </w:r>
-      <w:r>
-        <w:br/>
-      </w:r>
-    </w:p>
-    <w:p>
-      <w:pPr>
-        <w:ind w:left="403" w:hanging="288"/>
-      </w:pPr>
-      <w:r>
-        <w:t xml:space="preserve">•  </w:t>
-      </w:r>
-      <w:r>
-        <w:rPr>
-          <w:b/>
-        </w:rPr>
-        <w:t>Grant Radar</w:t>
-      </w:r>
-      <w:r>
-        <w:t xml:space="preserve"> holds funding leads. Open a lead and press </w:t>
-      </w:r>
-      <w:r>
-        <w:rPr>
-          <w:b/>
-        </w:rPr>
-        <w:t>Awarded: move to Grants</w:t>
-      </w:r>
-      <w:r>
-        <w:t xml:space="preserve"> to create a pending grant. This doesn't confirm funding. After that, the lead shows Already in Grants.</w:t>
-      </w:r>
-      <w:r>
-        <w:br/>
-      </w:r>
-    </w:p>
-    <w:p>
-      <w:pPr>
-        <w:ind w:left="403" w:hanging="288"/>
-      </w:pPr>
-      <w:r>
-        <w:t xml:space="preserve">•  </w:t>
-      </w:r>
-      <w:r>
-        <w:rPr>
-          <w:b/>
-        </w:rPr>
-        <w:t>Recent changes</w:t>
-      </w:r>
-      <w:r>
-        <w:t xml:space="preserve"> shows the last 100 saves from both Practice and Our grants.</w:t>
-      </w:r>
-      <w:r>
-        <w:br/>
-      </w:r>
-    </w:p>
-    <w:p>
-      <w:pPr>
-        <w:ind w:left="403" w:hanging="288"/>
-      </w:pPr>
-      <w:r>
-        <w:t xml:space="preserve">•  With More tools on, Home also has </w:t>
-      </w:r>
-      <w:r>
-        <w:rPr>
-          <w:b/>
-        </w:rPr>
-        <w:t>Totals for administrators</w:t>
-      </w:r>
-      <w:r>
-        <w:t>, and record pages show when the source was last checked.</w:t>
-      </w:r>
-      <w:r>
-        <w:br/>
-      </w:r>
-    </w:p>
-    <w:p>
-      <w:pPr>
-        <w:pStyle w:val="Heading2"/>
-      </w:pPr>
-      <w:r>
-        <w:t>Backups and files</w:t>
-      </w:r>
-    </w:p>
-    <w:p>
-      <w:r>
-        <w:t xml:space="preserve">Open </w:t>
-      </w:r>
-      <w:r>
-        <w:rPr>
-          <w:b/>
-        </w:rPr>
-        <w:t>Settings &amp; backup</w:t>
-      </w:r>
-      <w:r>
-        <w:t>.</w:t>
-      </w:r>
-    </w:p>
-    <w:p>
-      <w:pPr>
-        <w:ind w:left="403" w:hanging="288"/>
-      </w:pPr>
-      <w:r>
-        <w:t xml:space="preserve">•  </w:t>
-      </w:r>
-      <w:r>
-        <w:rPr>
-          <w:b/>
-        </w:rPr>
-        <w:t>Download a backup</w:t>
-      </w:r>
-      <w:r>
-        <w:t xml:space="preserve"> saves every record in the grants you are showing to a JSON file (schemaVersion 3), including each grant's measures, ZIP codes, payments, and stories. It does not include Recent changes or browser settings.</w:t>
-      </w:r>
-      <w:r>
-        <w:br/>
-      </w:r>
-    </w:p>
-    <w:p>
-      <w:pPr>
-        <w:ind w:left="403" w:hanging="288"/>
-      </w:pPr>
-      <w:r>
-        <w:t xml:space="preserve">•  </w:t>
-      </w:r>
-      <w:r>
-        <w:rPr>
-          <w:b/>
-        </w:rPr>
-        <w:t>Add records from a file</w:t>
-      </w:r>
-      <w:r>
-        <w:t xml:space="preserve"> adds records from a backup or a Grant Radar file. It never changes or replaces what is already there. It takes 1 to 100 records at a time and rejects the whole file if any record repeats one already present (same kind, title, and link). Importing a backup into the same workspace is therefore not a restore. INTEGRATION.md has the full file format; Grant Radar has a template download.</w:t>
-      </w:r>
-      <w:r>
-        <w:br/>
-      </w:r>
-    </w:p>
-    <w:p>
-      <w:pPr>
-        <w:ind w:left="403" w:hanging="288"/>
-      </w:pPr>
-      <w:r>
-        <w:t xml:space="preserve">•  </w:t>
-      </w:r>
-      <w:r>
-        <w:rPr>
-          <w:b/>
-        </w:rPr>
-        <w:t>Start practice over</w:t>
-      </w:r>
-      <w:r>
-        <w:t xml:space="preserve"> puts the practice grants back to how they began, after a confirmation. It affects everyone using the practice grants, and never touches Our grants.</w:t>
-      </w:r>
-      <w:r>
-        <w:br/>
-      </w:r>
-    </w:p>
-    <w:p>
-      <w:r>
-        <w:t>A full restore needs a database backup managed by your administrator, not the in-app download.</w:t>
-      </w:r>
-    </w:p>
-    <w:p>
-      <w:pPr>
-        <w:pStyle w:val="Heading2"/>
-      </w:pPr>
-      <w:r>
-        <w:t>Privacy and limits</w:t>
-      </w:r>
-    </w:p>
-    <w:p>
-      <w:r>
-        <w:t>The current site is public. There is no sign-in, and the records API returns both Practice and Our grants to anyone who can reach it. Names typed in "Who is doing it" are labels, not permissions. Use made-up or non-sensitive information only until the checklist below is done.</w:t>
-      </w:r>
-    </w:p>
-    <w:p>
-      <w:r>
-        <w:t>The browser remembers three things: whether the welcome was finished (nami-grants-onboarding-v2), which tips were put away (nami-grants-tips-v1), and whether More tools is open (nami-grants-more-tools). Records are stored in the site's database.</w:t>
-      </w:r>
-    </w:p>
-    <w:p>
-      <w:r>
-        <w:t>Nothing is connected yet: no Microsoft sign-in, SharePoint, email, calendar, accounting, or automatic Grant Radar searches. No reminders are sent.</w:t>
-      </w:r>
-    </w:p>
-    <w:p>
-      <w:pPr>
-        <w:pStyle w:val="Heading2"/>
-      </w:pPr>
-      <w:r>
-        <w:t>Before using it for real grants</w:t>
-      </w:r>
-    </w:p>
-    <w:p>
-      <w:pPr>
-        <w:ind w:left="403" w:hanging="288"/>
-      </w:pPr>
-      <w:r>
-        <w:t>•  Agree who owns the workspace and approve a deployment.</w:t>
-      </w:r>
-      <w:r>
-        <w:br/>
-      </w:r>
-    </w:p>
-    <w:p>
-      <w:pPr>
-        <w:ind w:left="403" w:hanging="288"/>
-      </w:pPr>
-      <w:r>
-        <w:t>•  Add Microsoft sign-in (Entra ID) with roles, so only staff can see and change records. Check the records API as well as the pages.</w:t>
-      </w:r>
-      <w:r>
-        <w:br/>
-      </w:r>
-    </w:p>
-    <w:p>
-      <w:pPr>
-        <w:ind w:left="403" w:hanging="288"/>
-      </w:pPr>
-      <w:r>
-        <w:t>•  Decide which documents live in SharePoint or OneDrive, and use those links as proof.</w:t>
-      </w:r>
-      <w:r>
-        <w:br/>
-      </w:r>
-    </w:p>
-    <w:p>
-      <w:pPr>
-        <w:ind w:left="403" w:hanging="288"/>
-      </w:pPr>
-      <w:r>
-        <w:t>•  Set up a tested database backup and restore.</w:t>
-      </w:r>
-      <w:r>
-        <w:br/>
-      </w:r>
-    </w:p>
-    <w:p>
-      <w:pPr>
-        <w:ind w:left="403" w:hanging="288"/>
-      </w:pPr>
-      <w:r>
-        <w:t>•  Agree what each grant measures, how families and people are counted, and who reviews progress.</w:t>
-      </w:r>
-      <w:r>
-        <w:br/>
-      </w:r>
-    </w:p>
-    <w:p>
-      <w:pPr>
-        <w:ind w:left="403" w:hanging="288"/>
-      </w:pPr>
-      <w:r>
-        <w:t>•  Approve rules for stories, photos and consent. Keep participants' own records out of this tool.</w:t>
-      </w:r>
-      <w:r>
-        <w:br/>
-      </w:r>
-    </w:p>
-    <w:p>
-      <w:pPr>
-        <w:ind w:left="403" w:hanging="288"/>
-      </w:pPr>
-      <w:r>
-        <w:t>•  If reminders are wanted, set up Outlook, Calendar or Teams delivery and test it.</w:t>
-      </w:r>
-      <w:r>
-        <w:br/>
-      </w:r>
-    </w:p>
-    <w:p>
-      <w:pPr>
-        <w:ind w:left="403" w:hanging="288"/>
-      </w:pPr>
-      <w:r>
-        <w:t>•  Try it with the Associate Director and Executive Director, note any gaps, and decide who releases changes.</w:t>
-      </w:r>
-      <w:r>
-        <w:br/>
-      </w:r>
-    </w:p>
-    <w:p>
-      <w:pPr>
-        <w:ind w:left="403" w:hanging="288"/>
-      </w:pPr>
-      <w:r>
-        <w:t>•  Keep this manual current: edit USER_MANUAL.md and QUICKSTART.md, then rebuild the web, Word and PDF copies with scripts/build-manuals.py.</w:t>
       </w:r>
       <w:r>
         <w:br/>

--- a/guides/dist/NAMI_Dashboard_Suite_User_Manuals.docx
+++ b/guides/dist/NAMI_Dashboard_Suite_User_Manuals.docx
@@ -3011,6 +3011,18 @@
           <w:i/>
         </w:rPr>
         <w:t>Volunteers &amp; Events 2.2, 2026-10-05. The same words are in the app under More → How to use this.</w:t>
+      </w:r>
+    </w:p>
+    <w:p>
+      <w:r/>
+      <w:r>
+        <w:rPr>
+          <w:b/>
+        </w:rPr>
+        <w:t>Volunteers &amp; Events starts in phase two.</w:t>
+      </w:r>
+      <w:r>
+        <w:t xml:space="preserve"> When it does, it opens from the NAMI landing page behind NAMI's own sign-in, and this guide will be updated to match. Everything below about using it stays the same.</w:t>
       </w:r>
     </w:p>
     <w:p>
